--- a/ai_12/andrii_chumak/Epic_4/Звіт по Epic 4.docx
+++ b/ai_12/andrii_chumak/Epic_4/Звіт по Epic 4.docx
@@ -4,57 +4,66 @@
   <w:body>
     <w:p>
       <w:pPr>
+        <w:spacing w:after="0" w:line="240" w:lineRule="auto"/>
         <w:jc w:val="center"/>
         <w:rPr>
           <w:rFonts w:ascii="Times New Roman" w:eastAsia="Times New Roman" w:hAnsi="Times New Roman" w:cs="Times New Roman"/>
+          <w:sz w:val="24"/>
+          <w:szCs w:val="24"/>
+          <w:lang w:val="ru-RU"/>
+        </w:rPr>
+      </w:pPr>
+      <w:r>
+        <w:rPr>
+          <w:rFonts w:ascii="Times New Roman" w:eastAsia="Times New Roman" w:hAnsi="Times New Roman" w:cs="Times New Roman"/>
+          <w:color w:val="000000"/>
           <w:sz w:val="28"/>
           <w:szCs w:val="28"/>
-        </w:rPr>
-      </w:pPr>
-      <w:bookmarkStart w:id="0" w:name="_Hlk154173453"/>
-      <w:bookmarkEnd w:id="0"/>
-      <w:r>
-        <w:rPr>
-          <w:rFonts w:ascii="Times New Roman" w:eastAsia="Times New Roman" w:hAnsi="Times New Roman" w:cs="Times New Roman"/>
+          <w:lang w:val="ru-RU"/>
+        </w:rPr>
+        <w:t>Міністерство освіти і науки України</w:t>
+      </w:r>
+    </w:p>
+    <w:p>
+      <w:pPr>
+        <w:spacing w:after="0" w:line="240" w:lineRule="auto"/>
+        <w:jc w:val="center"/>
+        <w:rPr>
+          <w:rFonts w:ascii="Times New Roman" w:eastAsia="Times New Roman" w:hAnsi="Times New Roman" w:cs="Times New Roman"/>
+          <w:sz w:val="24"/>
+          <w:szCs w:val="24"/>
+          <w:lang w:val="ru-RU"/>
+        </w:rPr>
+      </w:pPr>
+      <w:r>
+        <w:rPr>
+          <w:rFonts w:ascii="Times New Roman" w:eastAsia="Times New Roman" w:hAnsi="Times New Roman" w:cs="Times New Roman"/>
+          <w:color w:val="000000"/>
           <w:sz w:val="28"/>
           <w:szCs w:val="28"/>
-        </w:rPr>
-        <w:t>Міністерство освіти і науки України</w:t>
-      </w:r>
-    </w:p>
-    <w:p>
-      <w:pPr>
+          <w:lang w:val="ru-RU"/>
+        </w:rPr>
+        <w:t>Національний університет «Львівська політехніка»</w:t>
+      </w:r>
+    </w:p>
+    <w:p>
+      <w:pPr>
+        <w:spacing w:after="0" w:line="240" w:lineRule="auto"/>
         <w:jc w:val="center"/>
         <w:rPr>
           <w:rFonts w:ascii="Times New Roman" w:eastAsia="Times New Roman" w:hAnsi="Times New Roman" w:cs="Times New Roman"/>
+          <w:sz w:val="24"/>
+          <w:szCs w:val="24"/>
+          <w:lang w:val="ru-RU"/>
+        </w:rPr>
+      </w:pPr>
+      <w:r>
+        <w:rPr>
+          <w:rFonts w:ascii="Times New Roman" w:eastAsia="Times New Roman" w:hAnsi="Times New Roman" w:cs="Times New Roman"/>
+          <w:color w:val="000000"/>
           <w:sz w:val="28"/>
           <w:szCs w:val="28"/>
-        </w:rPr>
-      </w:pPr>
-      <w:r>
-        <w:rPr>
-          <w:rFonts w:ascii="Times New Roman" w:eastAsia="Times New Roman" w:hAnsi="Times New Roman" w:cs="Times New Roman"/>
-          <w:sz w:val="28"/>
-          <w:szCs w:val="28"/>
-        </w:rPr>
-        <w:t>Національний університет «Львівська політехніка»</w:t>
-      </w:r>
-    </w:p>
-    <w:p>
-      <w:pPr>
-        <w:spacing w:after="0" w:line="360" w:lineRule="auto"/>
-        <w:jc w:val="center"/>
-        <w:rPr>
-          <w:rFonts w:ascii="Times New Roman" w:eastAsia="Times New Roman" w:hAnsi="Times New Roman" w:cs="Times New Roman"/>
-          <w:sz w:val="28"/>
-          <w:szCs w:val="28"/>
-        </w:rPr>
-      </w:pPr>
-      <w:r>
-        <w:rPr>
-          <w:rFonts w:ascii="Times New Roman" w:eastAsia="Times New Roman" w:hAnsi="Times New Roman" w:cs="Times New Roman"/>
-          <w:sz w:val="28"/>
-          <w:szCs w:val="28"/>
+          <w:lang w:val="ru-RU"/>
         </w:rPr>
         <w:t>Кафедра систем штучного інтелекту</w:t>
       </w:r>
@@ -184,358 +193,361 @@
     </w:p>
     <w:p>
       <w:pPr>
-        <w:spacing w:line="240" w:lineRule="auto"/>
+        <w:spacing w:after="0" w:line="240" w:lineRule="auto"/>
         <w:jc w:val="center"/>
         <w:rPr>
           <w:rFonts w:ascii="Times New Roman" w:eastAsia="Times New Roman" w:hAnsi="Times New Roman" w:cs="Times New Roman"/>
+          <w:sz w:val="24"/>
+          <w:szCs w:val="24"/>
+          <w:lang w:val="ru-RU"/>
+        </w:rPr>
+      </w:pPr>
+      <w:r>
+        <w:rPr>
+          <w:rFonts w:ascii="Times New Roman" w:eastAsia="Times New Roman" w:hAnsi="Times New Roman" w:cs="Times New Roman"/>
           <w:b/>
-          <w:sz w:val="40"/>
-          <w:szCs w:val="40"/>
-        </w:rPr>
-      </w:pPr>
-    </w:p>
-    <w:p>
-      <w:pPr>
-        <w:spacing w:line="240" w:lineRule="auto"/>
-        <w:jc w:val="center"/>
+          <w:bCs/>
+          <w:color w:val="000000"/>
+          <w:sz w:val="56"/>
+          <w:szCs w:val="56"/>
+          <w:lang w:val="ru-RU"/>
+        </w:rPr>
+        <w:t>Звіт</w:t>
+      </w:r>
+      <w:r>
         <w:rPr>
           <w:rFonts w:ascii="Times New Roman" w:eastAsia="Times New Roman" w:hAnsi="Times New Roman" w:cs="Times New Roman"/>
           <w:b/>
-          <w:sz w:val="40"/>
-          <w:szCs w:val="40"/>
-        </w:rPr>
-      </w:pPr>
-      <w:r>
-        <w:rPr>
-          <w:rFonts w:ascii="Times New Roman" w:eastAsia="Times New Roman" w:hAnsi="Times New Roman" w:cs="Times New Roman"/>
-          <w:b/>
-          <w:sz w:val="40"/>
-          <w:szCs w:val="40"/>
-        </w:rPr>
-        <w:t>Звіт</w:t>
-      </w:r>
-    </w:p>
-    <w:p>
-      <w:pPr>
-        <w:spacing w:line="240" w:lineRule="auto"/>
-        <w:jc w:val="center"/>
-        <w:rPr>
-          <w:rFonts w:ascii="Times New Roman" w:eastAsia="Times New Roman" w:hAnsi="Times New Roman" w:cs="Times New Roman"/>
-          <w:sz w:val="28"/>
-          <w:szCs w:val="28"/>
-        </w:rPr>
-      </w:pPr>
-      <w:r>
-        <w:rPr>
-          <w:rFonts w:ascii="Times New Roman" w:eastAsia="Times New Roman" w:hAnsi="Times New Roman" w:cs="Times New Roman"/>
-          <w:sz w:val="28"/>
-          <w:szCs w:val="28"/>
-        </w:rPr>
-        <w:t xml:space="preserve">про виконання </w:t>
-      </w:r>
-    </w:p>
-    <w:p>
-      <w:pPr>
-        <w:tabs>
-          <w:tab w:val="center" w:pos="4819"/>
-          <w:tab w:val="left" w:pos="7468"/>
-        </w:tabs>
-        <w:spacing w:line="240" w:lineRule="auto"/>
-        <w:rPr>
-          <w:rFonts w:ascii="Times New Roman" w:eastAsia="Times New Roman" w:hAnsi="Times New Roman" w:cs="Times New Roman"/>
-          <w:b/>
-          <w:sz w:val="28"/>
-          <w:szCs w:val="28"/>
-          <w:lang w:val="en-US"/>
-        </w:rPr>
-      </w:pPr>
-      <w:r>
-        <w:rPr>
-          <w:rFonts w:ascii="Times New Roman" w:eastAsia="Times New Roman" w:hAnsi="Times New Roman" w:cs="Times New Roman"/>
-          <w:b/>
-          <w:sz w:val="28"/>
-          <w:szCs w:val="28"/>
-        </w:rPr>
-        <w:tab/>
-        <w:t xml:space="preserve">Лабораторних та практичних робіт </w:t>
-      </w:r>
-      <w:r>
-        <w:rPr>
-          <w:rFonts w:ascii="Times New Roman" w:eastAsia="Times New Roman" w:hAnsi="Times New Roman" w:cs="Times New Roman"/>
-          <w:b/>
+          <w:bCs/>
+          <w:color w:val="000000"/>
           <w:sz w:val="28"/>
           <w:szCs w:val="28"/>
           <w:lang w:val="ru-RU"/>
         </w:rPr>
-        <w:t>(</w:t>
-      </w:r>
+        <w:t> </w:t>
+      </w:r>
+    </w:p>
+    <w:p>
+      <w:pPr>
+        <w:spacing w:after="0" w:line="240" w:lineRule="auto"/>
+        <w:jc w:val="center"/>
+        <w:rPr>
+          <w:rFonts w:ascii="Times New Roman" w:eastAsia="Times New Roman" w:hAnsi="Times New Roman" w:cs="Times New Roman"/>
+          <w:sz w:val="24"/>
+          <w:szCs w:val="24"/>
+          <w:lang w:val="ru-RU"/>
+        </w:rPr>
+      </w:pPr>
       <w:r>
         <w:rPr>
           <w:rFonts w:ascii="Times New Roman" w:eastAsia="Times New Roman" w:hAnsi="Times New Roman" w:cs="Times New Roman"/>
           <w:b/>
-          <w:sz w:val="28"/>
-          <w:szCs w:val="28"/>
-          <w:lang w:val="en-US"/>
-        </w:rPr>
-        <w:t>La</w:t>
-      </w:r>
-      <w:r>
-        <w:rPr>
-          <w:rFonts w:ascii="Times New Roman" w:eastAsia="Times New Roman" w:hAnsi="Times New Roman" w:cs="Times New Roman"/>
-          <w:b/>
-          <w:sz w:val="28"/>
-          <w:szCs w:val="28"/>
-          <w:lang w:val="en-US"/>
-        </w:rPr>
-        <w:t>b</w:t>
-      </w:r>
-      <w:r>
-        <w:rPr>
-          <w:rFonts w:ascii="Times New Roman" w:eastAsia="Times New Roman" w:hAnsi="Times New Roman" w:cs="Times New Roman"/>
-          <w:b/>
+          <w:bCs/>
+          <w:color w:val="000000"/>
           <w:sz w:val="28"/>
           <w:szCs w:val="28"/>
           <w:lang w:val="ru-RU"/>
         </w:rPr>
-        <w:t xml:space="preserve"> 4. </w:t>
-      </w:r>
-      <w:proofErr w:type="spellStart"/>
-      <w:r>
-        <w:rPr>
-          <w:rFonts w:ascii="Times New Roman" w:eastAsia="Times New Roman" w:hAnsi="Times New Roman" w:cs="Times New Roman"/>
-          <w:b/>
+        <w:t>про виконання лабораторних та практичних робіт блоку № 4</w:t>
+      </w:r>
+    </w:p>
+    <w:p>
+      <w:pPr>
+        <w:spacing w:after="0" w:line="240" w:lineRule="auto"/>
+        <w:jc w:val="center"/>
+        <w:rPr>
+          <w:rFonts w:ascii="Times New Roman" w:eastAsia="Times New Roman" w:hAnsi="Times New Roman" w:cs="Times New Roman"/>
+          <w:sz w:val="24"/>
+          <w:szCs w:val="24"/>
+          <w:lang w:val="ru-RU"/>
+        </w:rPr>
+      </w:pPr>
+      <w:r>
+        <w:rPr>
+          <w:rFonts w:ascii="Times New Roman" w:eastAsia="Times New Roman" w:hAnsi="Times New Roman" w:cs="Times New Roman"/>
+          <w:color w:val="000000"/>
           <w:sz w:val="28"/>
           <w:szCs w:val="28"/>
-          <w:lang w:val="en-US"/>
-        </w:rPr>
-        <w:t>Algotester</w:t>
-      </w:r>
-      <w:proofErr w:type="spellEnd"/>
+          <w:lang w:val="ru-RU"/>
+        </w:rPr>
+        <w:t>На тему:  «Одновимірні масиви. Двовимірні Масиви. Вказівники та Посилання. Динамічні масиви. Структури даних. Вкладені структури. Алгоритми обробки та робота з масивами та структурами.»</w:t>
+      </w:r>
+    </w:p>
+    <w:p>
+      <w:pPr>
+        <w:spacing w:after="0" w:line="240" w:lineRule="auto"/>
+        <w:jc w:val="center"/>
+        <w:rPr>
+          <w:rFonts w:ascii="Times New Roman" w:eastAsia="Times New Roman" w:hAnsi="Times New Roman" w:cs="Times New Roman"/>
+          <w:sz w:val="24"/>
+          <w:szCs w:val="24"/>
+          <w:lang w:val="ru-RU"/>
+        </w:rPr>
+      </w:pPr>
       <w:r>
         <w:rPr>
           <w:rFonts w:ascii="Times New Roman" w:eastAsia="Times New Roman" w:hAnsi="Times New Roman" w:cs="Times New Roman"/>
           <w:b/>
+          <w:bCs/>
+          <w:i/>
+          <w:iCs/>
+          <w:color w:val="000000"/>
           <w:sz w:val="28"/>
           <w:szCs w:val="28"/>
-          <w:lang w:val="en-US"/>
-        </w:rPr>
-        <w:t xml:space="preserve"> lab 2. </w:t>
-      </w:r>
-      <w:proofErr w:type="spellStart"/>
-      <w:r>
-        <w:rPr>
-          <w:rFonts w:ascii="Times New Roman" w:eastAsia="Times New Roman" w:hAnsi="Times New Roman" w:cs="Times New Roman"/>
-          <w:b/>
+          <w:lang w:val="ru-RU"/>
+        </w:rPr>
+        <w:t xml:space="preserve">з дисципліни: </w:t>
+      </w:r>
+      <w:r>
+        <w:rPr>
+          <w:rFonts w:ascii="Times New Roman" w:eastAsia="Times New Roman" w:hAnsi="Times New Roman" w:cs="Times New Roman"/>
+          <w:color w:val="000000"/>
           <w:sz w:val="28"/>
           <w:szCs w:val="28"/>
-          <w:lang w:val="en-US"/>
-        </w:rPr>
-        <w:t>Algotester</w:t>
-      </w:r>
-      <w:proofErr w:type="spellEnd"/>
-      <w:r>
-        <w:rPr>
-          <w:rFonts w:ascii="Times New Roman" w:eastAsia="Times New Roman" w:hAnsi="Times New Roman" w:cs="Times New Roman"/>
-          <w:b/>
+          <w:lang w:val="ru-RU"/>
+        </w:rPr>
+        <w:t>«Мови та парадигми програмування»</w:t>
+      </w:r>
+    </w:p>
+    <w:p>
+      <w:pPr>
+        <w:spacing w:after="0" w:line="240" w:lineRule="auto"/>
+        <w:jc w:val="center"/>
+        <w:rPr>
+          <w:rFonts w:ascii="Times New Roman" w:eastAsia="Times New Roman" w:hAnsi="Times New Roman" w:cs="Times New Roman"/>
+          <w:sz w:val="24"/>
+          <w:szCs w:val="24"/>
+          <w:lang w:val="ru-RU"/>
+        </w:rPr>
+      </w:pPr>
+      <w:r>
+        <w:rPr>
+          <w:rFonts w:ascii="Times New Roman" w:eastAsia="Times New Roman" w:hAnsi="Times New Roman" w:cs="Times New Roman"/>
+          <w:color w:val="000000"/>
           <w:sz w:val="28"/>
           <w:szCs w:val="28"/>
-          <w:lang w:val="en-US"/>
-        </w:rPr>
-        <w:t xml:space="preserve"> lab 3. Practice task</w:t>
-      </w:r>
-      <w:r>
-        <w:rPr>
-          <w:rFonts w:ascii="Times New Roman" w:eastAsia="Times New Roman" w:hAnsi="Times New Roman" w:cs="Times New Roman"/>
-          <w:b/>
+          <w:lang w:val="ru-RU"/>
+        </w:rPr>
+        <w:t>до:</w:t>
+      </w:r>
+    </w:p>
+    <w:p>
+      <w:pPr>
+        <w:spacing w:after="0" w:line="240" w:lineRule="auto"/>
+        <w:jc w:val="center"/>
+        <w:rPr>
+          <w:rFonts w:ascii="Times New Roman" w:eastAsia="Times New Roman" w:hAnsi="Times New Roman" w:cs="Times New Roman"/>
+          <w:sz w:val="24"/>
+          <w:szCs w:val="24"/>
+          <w:lang w:val="ru-RU"/>
+        </w:rPr>
+      </w:pPr>
+      <w:r>
+        <w:rPr>
+          <w:rFonts w:ascii="Times New Roman" w:eastAsia="Times New Roman" w:hAnsi="Times New Roman" w:cs="Times New Roman"/>
+          <w:color w:val="000000"/>
           <w:sz w:val="28"/>
           <w:szCs w:val="28"/>
-          <w:lang w:val="en-US"/>
-        </w:rPr>
-        <w:t>)</w:t>
-      </w:r>
-    </w:p>
-    <w:p>
-      <w:pPr>
-        <w:spacing w:line="240" w:lineRule="auto"/>
+          <w:lang w:val="ru-RU"/>
+        </w:rPr>
+        <w:t>ВНС Лабораторної Роботи №4 </w:t>
+      </w:r>
+    </w:p>
+    <w:p>
+      <w:pPr>
+        <w:spacing w:after="0" w:line="240" w:lineRule="auto"/>
         <w:jc w:val="center"/>
         <w:rPr>
           <w:rFonts w:ascii="Times New Roman" w:eastAsia="Times New Roman" w:hAnsi="Times New Roman" w:cs="Times New Roman"/>
+          <w:sz w:val="24"/>
+          <w:szCs w:val="24"/>
+          <w:lang w:val="ru-RU"/>
+        </w:rPr>
+      </w:pPr>
+      <w:r>
+        <w:rPr>
+          <w:rFonts w:ascii="Times New Roman" w:eastAsia="Times New Roman" w:hAnsi="Times New Roman" w:cs="Times New Roman"/>
+          <w:color w:val="000000"/>
           <w:sz w:val="28"/>
           <w:szCs w:val="28"/>
-        </w:rPr>
-      </w:pPr>
-      <w:r>
-        <w:rPr>
-          <w:rFonts w:ascii="Times New Roman" w:eastAsia="Times New Roman" w:hAnsi="Times New Roman" w:cs="Times New Roman"/>
-          <w:b/>
-          <w:i/>
+          <w:lang w:val="ru-RU"/>
+        </w:rPr>
+        <w:t>ВНС Лабораторної Роботи №5</w:t>
+      </w:r>
+    </w:p>
+    <w:p>
+      <w:pPr>
+        <w:spacing w:after="0" w:line="240" w:lineRule="auto"/>
+        <w:jc w:val="center"/>
+        <w:rPr>
+          <w:rFonts w:ascii="Times New Roman" w:eastAsia="Times New Roman" w:hAnsi="Times New Roman" w:cs="Times New Roman"/>
+          <w:sz w:val="24"/>
+          <w:szCs w:val="24"/>
+          <w:lang w:val="ru-RU"/>
+        </w:rPr>
+      </w:pPr>
+      <w:r>
+        <w:rPr>
+          <w:rFonts w:ascii="Times New Roman" w:eastAsia="Times New Roman" w:hAnsi="Times New Roman" w:cs="Times New Roman"/>
+          <w:color w:val="000000"/>
           <w:sz w:val="28"/>
           <w:szCs w:val="28"/>
-        </w:rPr>
-        <w:t xml:space="preserve">з дисципліни: </w:t>
-      </w:r>
-      <w:r>
-        <w:rPr>
-          <w:rFonts w:ascii="Times New Roman" w:eastAsia="Times New Roman" w:hAnsi="Times New Roman" w:cs="Times New Roman"/>
+          <w:lang w:val="ru-RU"/>
+        </w:rPr>
+        <w:t>Алготестер Лабораторної Роботи №2</w:t>
+      </w:r>
+    </w:p>
+    <w:p>
+      <w:pPr>
+        <w:spacing w:after="0" w:line="240" w:lineRule="auto"/>
+        <w:jc w:val="center"/>
+        <w:rPr>
+          <w:rFonts w:ascii="Times New Roman" w:eastAsia="Times New Roman" w:hAnsi="Times New Roman" w:cs="Times New Roman"/>
+          <w:sz w:val="24"/>
+          <w:szCs w:val="24"/>
+          <w:lang w:val="ru-RU"/>
+        </w:rPr>
+      </w:pPr>
+      <w:r>
+        <w:rPr>
+          <w:rFonts w:ascii="Times New Roman" w:eastAsia="Times New Roman" w:hAnsi="Times New Roman" w:cs="Times New Roman"/>
+          <w:color w:val="000000"/>
           <w:sz w:val="28"/>
           <w:szCs w:val="28"/>
-        </w:rPr>
-        <w:t>«Мови та парадигми програмування»</w:t>
-      </w:r>
-    </w:p>
-    <w:p>
-      <w:pPr>
-        <w:spacing w:line="240" w:lineRule="auto"/>
+          <w:lang w:val="ru-RU"/>
+        </w:rPr>
+        <w:t>Алготестер Лабораторної Роботи №3</w:t>
+      </w:r>
+    </w:p>
+    <w:p>
+      <w:pPr>
+        <w:spacing w:after="0" w:line="240" w:lineRule="auto"/>
         <w:jc w:val="center"/>
         <w:rPr>
           <w:rFonts w:ascii="Times New Roman" w:eastAsia="Times New Roman" w:hAnsi="Times New Roman" w:cs="Times New Roman"/>
+          <w:sz w:val="24"/>
+          <w:szCs w:val="24"/>
+          <w:lang w:val="ru-RU"/>
+        </w:rPr>
+      </w:pPr>
+      <w:r>
+        <w:rPr>
+          <w:rFonts w:ascii="Times New Roman" w:eastAsia="Times New Roman" w:hAnsi="Times New Roman" w:cs="Times New Roman"/>
+          <w:color w:val="000000"/>
           <w:sz w:val="28"/>
           <w:szCs w:val="28"/>
-        </w:rPr>
-      </w:pPr>
-      <w:r>
-        <w:rPr>
-          <w:rFonts w:ascii="Times New Roman" w:eastAsia="Times New Roman" w:hAnsi="Times New Roman" w:cs="Times New Roman"/>
-          <w:b/>
-          <w:i/>
+          <w:lang w:val="ru-RU"/>
+        </w:rPr>
+        <w:t>Практичних Робіт №4</w:t>
+      </w:r>
+    </w:p>
+    <w:p>
+      <w:pPr>
+        <w:jc w:val="center"/>
+        <w:rPr>
+          <w:rFonts w:ascii="Times New Roman" w:eastAsia="Times New Roman" w:hAnsi="Times New Roman" w:cs="Times New Roman"/>
+          <w:lang w:val="ru-RU"/>
+        </w:rPr>
+      </w:pPr>
+    </w:p>
+    <w:p>
+      <w:pPr>
+        <w:spacing w:line="360" w:lineRule="auto"/>
+        <w:rPr>
+          <w:rFonts w:ascii="Times New Roman" w:eastAsia="Times New Roman" w:hAnsi="Times New Roman" w:cs="Times New Roman"/>
           <w:sz w:val="28"/>
           <w:szCs w:val="28"/>
         </w:rPr>
-        <w:t>з розділу</w:t>
-      </w:r>
-      <w:r>
-        <w:rPr>
-          <w:rFonts w:ascii="Times New Roman" w:eastAsia="Times New Roman" w:hAnsi="Times New Roman" w:cs="Times New Roman"/>
+      </w:pPr>
+    </w:p>
+    <w:p>
+      <w:pPr>
+        <w:spacing w:after="0" w:line="240" w:lineRule="auto"/>
+        <w:jc w:val="right"/>
+        <w:rPr>
+          <w:rFonts w:ascii="Times New Roman" w:eastAsia="Times New Roman" w:hAnsi="Times New Roman" w:cs="Times New Roman"/>
+          <w:sz w:val="24"/>
+          <w:szCs w:val="24"/>
+          <w:lang w:val="ru-RU"/>
+        </w:rPr>
+      </w:pPr>
+      <w:r>
+        <w:rPr>
+          <w:rFonts w:ascii="Times New Roman" w:eastAsia="Times New Roman" w:hAnsi="Times New Roman" w:cs="Times New Roman"/>
+          <w:b/>
+          <w:bCs/>
+          <w:color w:val="000000"/>
           <w:sz w:val="28"/>
           <w:szCs w:val="28"/>
-        </w:rPr>
-        <w:t xml:space="preserve">:  </w:t>
-      </w:r>
-      <w:r>
-        <w:rPr>
-          <w:rFonts w:ascii="Times New Roman" w:eastAsia="Times New Roman" w:hAnsi="Times New Roman" w:cs="Times New Roman"/>
+          <w:lang w:val="ru-RU"/>
+        </w:rPr>
+        <w:t>Виконав:</w:t>
+      </w:r>
+    </w:p>
+    <w:p>
+      <w:pPr>
+        <w:spacing w:after="0" w:line="240" w:lineRule="auto"/>
+        <w:jc w:val="right"/>
+        <w:rPr>
+          <w:rFonts w:ascii="Times New Roman" w:eastAsia="Times New Roman" w:hAnsi="Times New Roman" w:cs="Times New Roman"/>
+          <w:sz w:val="24"/>
+          <w:szCs w:val="24"/>
+          <w:lang w:val="ru-RU"/>
+        </w:rPr>
+      </w:pPr>
+      <w:r>
+        <w:rPr>
+          <w:rFonts w:ascii="Times New Roman" w:eastAsia="Times New Roman" w:hAnsi="Times New Roman" w:cs="Times New Roman"/>
+          <w:b/>
+          <w:bCs/>
+          <w:i/>
+          <w:iCs/>
+          <w:color w:val="000000"/>
           <w:sz w:val="28"/>
           <w:szCs w:val="28"/>
-        </w:rPr>
-        <w:t>«</w:t>
-      </w:r>
-      <w:r>
-        <w:rPr>
-          <w:rFonts w:ascii="Times New Roman" w:eastAsia="Times New Roman" w:hAnsi="Times New Roman" w:cs="Times New Roman"/>
+          <w:lang w:val="ru-RU"/>
+        </w:rPr>
+        <w:t> </w:t>
+      </w:r>
+      <w:r>
+        <w:rPr>
+          <w:rFonts w:ascii="Times New Roman" w:eastAsia="Times New Roman" w:hAnsi="Times New Roman" w:cs="Times New Roman"/>
+          <w:color w:val="000000"/>
           <w:sz w:val="28"/>
           <w:szCs w:val="28"/>
-        </w:rPr>
-        <w:t>Масиви. Функція. Рекурсія</w:t>
-      </w:r>
-      <w:r>
-        <w:rPr>
-          <w:rFonts w:ascii="Times New Roman" w:eastAsia="Times New Roman" w:hAnsi="Times New Roman" w:cs="Times New Roman"/>
+          <w:lang w:val="ru-RU"/>
+        </w:rPr>
+        <w:t>Студент групи ШІ-</w:t>
+      </w:r>
+      <w:r>
+        <w:rPr>
+          <w:rFonts w:ascii="Times New Roman" w:eastAsia="Times New Roman" w:hAnsi="Times New Roman" w:cs="Times New Roman"/>
+          <w:color w:val="000000"/>
           <w:sz w:val="28"/>
           <w:szCs w:val="28"/>
-        </w:rPr>
-        <w:t>»</w:t>
-      </w:r>
-    </w:p>
-    <w:p>
-      <w:pPr>
-        <w:spacing w:line="240" w:lineRule="auto"/>
-        <w:jc w:val="center"/>
-        <w:rPr>
-          <w:rFonts w:ascii="Times New Roman" w:eastAsia="Times New Roman" w:hAnsi="Times New Roman" w:cs="Times New Roman"/>
-          <w:b/>
-          <w:smallCaps/>
+          <w:lang w:val="ru-RU"/>
+        </w:rPr>
+        <w:t>12</w:t>
+      </w:r>
+    </w:p>
+    <w:p>
+      <w:pPr>
+        <w:spacing w:after="0" w:line="240" w:lineRule="auto"/>
+        <w:jc w:val="right"/>
+        <w:rPr>
+          <w:rFonts w:ascii="Times New Roman" w:eastAsia="Times New Roman" w:hAnsi="Times New Roman" w:cs="Times New Roman"/>
+          <w:sz w:val="24"/>
+          <w:szCs w:val="24"/>
+          <w:lang w:val="ru-RU"/>
+        </w:rPr>
+      </w:pPr>
+      <w:r>
+        <w:rPr>
+          <w:rFonts w:ascii="Times New Roman" w:eastAsia="Times New Roman" w:hAnsi="Times New Roman" w:cs="Times New Roman"/>
+          <w:color w:val="000000"/>
           <w:sz w:val="28"/>
           <w:szCs w:val="28"/>
-        </w:rPr>
-      </w:pPr>
-    </w:p>
-    <w:p>
-      <w:pPr>
-        <w:spacing w:line="360" w:lineRule="auto"/>
-        <w:rPr>
-          <w:rFonts w:ascii="Times New Roman" w:eastAsia="Times New Roman" w:hAnsi="Times New Roman" w:cs="Times New Roman"/>
-          <w:sz w:val="28"/>
-          <w:szCs w:val="28"/>
-        </w:rPr>
-      </w:pPr>
-    </w:p>
-    <w:p>
-      <w:pPr>
-        <w:spacing w:line="240" w:lineRule="auto"/>
-        <w:jc w:val="right"/>
-        <w:rPr>
-          <w:rFonts w:ascii="Times New Roman" w:eastAsia="Times New Roman" w:hAnsi="Times New Roman" w:cs="Times New Roman"/>
-          <w:b/>
-          <w:i/>
-          <w:sz w:val="28"/>
-          <w:szCs w:val="28"/>
-        </w:rPr>
-      </w:pPr>
-      <w:r>
-        <w:rPr>
-          <w:rFonts w:ascii="Times New Roman" w:eastAsia="Times New Roman" w:hAnsi="Times New Roman" w:cs="Times New Roman"/>
-          <w:b/>
-          <w:i/>
-          <w:sz w:val="28"/>
-          <w:szCs w:val="28"/>
-        </w:rPr>
-        <w:t>Виконав:</w:t>
-      </w:r>
-    </w:p>
-    <w:p>
-      <w:pPr>
-        <w:spacing w:line="240" w:lineRule="auto"/>
-        <w:jc w:val="right"/>
-        <w:rPr>
-          <w:rFonts w:ascii="Times New Roman" w:eastAsia="Times New Roman" w:hAnsi="Times New Roman" w:cs="Times New Roman"/>
-          <w:b/>
-          <w:i/>
-          <w:sz w:val="28"/>
-          <w:szCs w:val="28"/>
-        </w:rPr>
-      </w:pPr>
-      <w:r>
-        <w:rPr>
-          <w:rFonts w:ascii="Times New Roman" w:eastAsia="Times New Roman" w:hAnsi="Times New Roman" w:cs="Times New Roman"/>
-          <w:b/>
-          <w:i/>
-          <w:sz w:val="28"/>
-          <w:szCs w:val="28"/>
-        </w:rPr>
-        <w:t xml:space="preserve"> </w:t>
-      </w:r>
-      <w:r>
-        <w:rPr>
-          <w:rFonts w:ascii="Times New Roman" w:eastAsia="Times New Roman" w:hAnsi="Times New Roman" w:cs="Times New Roman"/>
-          <w:sz w:val="28"/>
-          <w:szCs w:val="28"/>
-        </w:rPr>
-        <w:t>студент групи</w:t>
-      </w:r>
-      <w:r>
-        <w:rPr>
-          <w:rFonts w:ascii="Times New Roman" w:eastAsia="Times New Roman" w:hAnsi="Times New Roman" w:cs="Times New Roman"/>
-          <w:sz w:val="28"/>
-          <w:szCs w:val="28"/>
-        </w:rPr>
-        <w:t xml:space="preserve"> ШІ - 12</w:t>
-      </w:r>
-    </w:p>
-    <w:p>
-      <w:pPr>
-        <w:spacing w:line="240" w:lineRule="auto"/>
-        <w:jc w:val="right"/>
-        <w:rPr>
-          <w:rFonts w:ascii="Times New Roman" w:eastAsia="Times New Roman" w:hAnsi="Times New Roman" w:cs="Times New Roman"/>
-          <w:sz w:val="28"/>
-          <w:szCs w:val="28"/>
-        </w:rPr>
-      </w:pPr>
-      <w:r>
-        <w:rPr>
-          <w:rFonts w:ascii="Times New Roman" w:eastAsia="Times New Roman" w:hAnsi="Times New Roman" w:cs="Times New Roman"/>
-          <w:sz w:val="28"/>
-          <w:szCs w:val="28"/>
+          <w:lang w:val="ru-RU"/>
         </w:rPr>
         <w:t>Чумак Андрій Анатолійович</w:t>
       </w:r>
@@ -718,7 +730,7 @@
         </w:rPr>
         <w:t xml:space="preserve">Тема №1: </w:t>
       </w:r>
-      <w:bookmarkStart w:id="1" w:name="_Hlk153885889"/>
+      <w:bookmarkStart w:id="0" w:name="_Hlk153885889"/>
       <w:r>
         <w:rPr>
           <w:rFonts w:ascii="Times New Roman" w:eastAsia="Times New Roman" w:hAnsi="Times New Roman" w:cs="Times New Roman"/>
@@ -729,7 +741,7 @@
         <w:t>Масиви</w:t>
       </w:r>
     </w:p>
-    <w:bookmarkEnd w:id="1"/>
+    <w:bookmarkEnd w:id="0"/>
     <w:p>
       <w:pPr>
         <w:numPr>
@@ -953,41 +965,13 @@
         </w:rPr>
         <w:t xml:space="preserve">Книжка. </w:t>
       </w:r>
-      <w:proofErr w:type="spellStart"/>
-      <w:r>
-        <w:rPr>
-          <w:rFonts w:ascii="Times New Roman" w:eastAsia="Times New Roman" w:hAnsi="Times New Roman" w:cs="Times New Roman"/>
-          <w:sz w:val="24"/>
-          <w:szCs w:val="24"/>
-        </w:rPr>
-        <w:t>А.Бхаргава</w:t>
-      </w:r>
-      <w:proofErr w:type="spellEnd"/>
-      <w:r>
-        <w:rPr>
-          <w:rFonts w:ascii="Times New Roman" w:eastAsia="Times New Roman" w:hAnsi="Times New Roman" w:cs="Times New Roman"/>
-          <w:sz w:val="24"/>
-          <w:szCs w:val="24"/>
-        </w:rPr>
-        <w:t xml:space="preserve">. </w:t>
-      </w:r>
-      <w:proofErr w:type="spellStart"/>
-      <w:r>
-        <w:rPr>
-          <w:rFonts w:ascii="Times New Roman" w:eastAsia="Times New Roman" w:hAnsi="Times New Roman" w:cs="Times New Roman"/>
-          <w:sz w:val="24"/>
-          <w:szCs w:val="24"/>
-        </w:rPr>
-        <w:t>Грокаєм</w:t>
-      </w:r>
-      <w:proofErr w:type="spellEnd"/>
-      <w:r>
-        <w:rPr>
-          <w:rFonts w:ascii="Times New Roman" w:eastAsia="Times New Roman" w:hAnsi="Times New Roman" w:cs="Times New Roman"/>
-          <w:sz w:val="24"/>
-          <w:szCs w:val="24"/>
-        </w:rPr>
-        <w:t xml:space="preserve"> алгоритми</w:t>
+      <w:r>
+        <w:rPr>
+          <w:rFonts w:ascii="Times New Roman" w:eastAsia="Times New Roman" w:hAnsi="Times New Roman" w:cs="Times New Roman"/>
+          <w:sz w:val="24"/>
+          <w:szCs w:val="24"/>
+        </w:rPr>
+        <w:t>А.Бхаргава. Грокаєм алгоритми</w:t>
       </w:r>
     </w:p>
     <w:p>
@@ -1269,43 +1253,7 @@
           <w:sz w:val="24"/>
           <w:szCs w:val="24"/>
         </w:rPr>
-        <w:t xml:space="preserve">Книжка. </w:t>
-      </w:r>
-      <w:proofErr w:type="spellStart"/>
-      <w:r>
-        <w:rPr>
-          <w:rFonts w:ascii="Times New Roman" w:eastAsia="Times New Roman" w:hAnsi="Times New Roman" w:cs="Times New Roman"/>
-          <w:sz w:val="24"/>
-          <w:szCs w:val="24"/>
-        </w:rPr>
-        <w:t>А.Бхаргава</w:t>
-      </w:r>
-      <w:proofErr w:type="spellEnd"/>
-      <w:r>
-        <w:rPr>
-          <w:rFonts w:ascii="Times New Roman" w:eastAsia="Times New Roman" w:hAnsi="Times New Roman" w:cs="Times New Roman"/>
-          <w:sz w:val="24"/>
-          <w:szCs w:val="24"/>
-        </w:rPr>
-        <w:t xml:space="preserve">. </w:t>
-      </w:r>
-      <w:proofErr w:type="spellStart"/>
-      <w:r>
-        <w:rPr>
-          <w:rFonts w:ascii="Times New Roman" w:eastAsia="Times New Roman" w:hAnsi="Times New Roman" w:cs="Times New Roman"/>
-          <w:sz w:val="24"/>
-          <w:szCs w:val="24"/>
-        </w:rPr>
-        <w:t>Грокаєм</w:t>
-      </w:r>
-      <w:proofErr w:type="spellEnd"/>
-      <w:r>
-        <w:rPr>
-          <w:rFonts w:ascii="Times New Roman" w:eastAsia="Times New Roman" w:hAnsi="Times New Roman" w:cs="Times New Roman"/>
-          <w:sz w:val="24"/>
-          <w:szCs w:val="24"/>
-        </w:rPr>
-        <w:t xml:space="preserve"> алгоритми</w:t>
+        <w:t>Книжка. А.Бхаргава. Грокаєм алгоритми</w:t>
       </w:r>
     </w:p>
     <w:p>
@@ -1580,43 +1528,7 @@
           <w:sz w:val="24"/>
           <w:szCs w:val="24"/>
         </w:rPr>
-        <w:t xml:space="preserve">Книжка. </w:t>
-      </w:r>
-      <w:proofErr w:type="spellStart"/>
-      <w:r>
-        <w:rPr>
-          <w:rFonts w:ascii="Times New Roman" w:eastAsia="Times New Roman" w:hAnsi="Times New Roman" w:cs="Times New Roman"/>
-          <w:sz w:val="24"/>
-          <w:szCs w:val="24"/>
-        </w:rPr>
-        <w:t>А.Бхаргава</w:t>
-      </w:r>
-      <w:proofErr w:type="spellEnd"/>
-      <w:r>
-        <w:rPr>
-          <w:rFonts w:ascii="Times New Roman" w:eastAsia="Times New Roman" w:hAnsi="Times New Roman" w:cs="Times New Roman"/>
-          <w:sz w:val="24"/>
-          <w:szCs w:val="24"/>
-        </w:rPr>
-        <w:t xml:space="preserve">. </w:t>
-      </w:r>
-      <w:proofErr w:type="spellStart"/>
-      <w:r>
-        <w:rPr>
-          <w:rFonts w:ascii="Times New Roman" w:eastAsia="Times New Roman" w:hAnsi="Times New Roman" w:cs="Times New Roman"/>
-          <w:sz w:val="24"/>
-          <w:szCs w:val="24"/>
-        </w:rPr>
-        <w:t>Грокаєм</w:t>
-      </w:r>
-      <w:proofErr w:type="spellEnd"/>
-      <w:r>
-        <w:rPr>
-          <w:rFonts w:ascii="Times New Roman" w:eastAsia="Times New Roman" w:hAnsi="Times New Roman" w:cs="Times New Roman"/>
-          <w:sz w:val="24"/>
-          <w:szCs w:val="24"/>
-        </w:rPr>
-        <w:t xml:space="preserve"> алгоритми</w:t>
+        <w:t>Книжка. А.Бхаргава. Грокаєм алгоритми</w:t>
       </w:r>
     </w:p>
     <w:p>
@@ -1896,7 +1808,6 @@
           <w:lang w:val="ru-RU"/>
         </w:rPr>
       </w:pPr>
-      <w:proofErr w:type="spellStart"/>
       <w:r>
         <w:rPr>
           <w:rFonts w:ascii="Times New Roman" w:eastAsia="Times New Roman" w:hAnsi="Times New Roman" w:cs="Times New Roman"/>
@@ -1904,37 +1815,7 @@
           <w:szCs w:val="24"/>
           <w:lang w:val="ru-RU"/>
         </w:rPr>
-        <w:t>Варіант</w:t>
-      </w:r>
-      <w:proofErr w:type="spellEnd"/>
-      <w:r>
-        <w:rPr>
-          <w:rFonts w:ascii="Times New Roman" w:eastAsia="Times New Roman" w:hAnsi="Times New Roman" w:cs="Times New Roman"/>
-          <w:sz w:val="24"/>
-          <w:szCs w:val="24"/>
-          <w:lang w:val="ru-RU"/>
-        </w:rPr>
-        <w:t xml:space="preserve"> </w:t>
-      </w:r>
-      <w:proofErr w:type="spellStart"/>
-      <w:r>
-        <w:rPr>
-          <w:rFonts w:ascii="Times New Roman" w:eastAsia="Times New Roman" w:hAnsi="Times New Roman" w:cs="Times New Roman"/>
-          <w:sz w:val="24"/>
-          <w:szCs w:val="24"/>
-          <w:lang w:val="ru-RU"/>
-        </w:rPr>
-        <w:t>завдання</w:t>
-      </w:r>
-      <w:proofErr w:type="spellEnd"/>
-      <w:r>
-        <w:rPr>
-          <w:rFonts w:ascii="Times New Roman" w:eastAsia="Times New Roman" w:hAnsi="Times New Roman" w:cs="Times New Roman"/>
-          <w:sz w:val="24"/>
-          <w:szCs w:val="24"/>
-          <w:lang w:val="ru-RU"/>
-        </w:rPr>
-        <w:t xml:space="preserve">: </w:t>
+        <w:t xml:space="preserve">Варіант завдання: </w:t>
       </w:r>
       <w:r>
         <w:rPr>
@@ -2151,7 +2032,6 @@
         </w:rPr>
         <w:t xml:space="preserve"> </w:t>
       </w:r>
-      <w:proofErr w:type="spellStart"/>
       <w:r>
         <w:rPr>
           <w:rFonts w:ascii="Times New Roman" w:eastAsia="Times New Roman" w:hAnsi="Times New Roman" w:cs="Times New Roman"/>
@@ -2159,17 +2039,7 @@
           <w:szCs w:val="24"/>
           <w:lang w:val="en-US"/>
         </w:rPr>
-        <w:t>algotester</w:t>
-      </w:r>
-      <w:proofErr w:type="spellEnd"/>
-      <w:r>
-        <w:rPr>
-          <w:rFonts w:ascii="Times New Roman" w:eastAsia="Times New Roman" w:hAnsi="Times New Roman" w:cs="Times New Roman"/>
-          <w:sz w:val="24"/>
-          <w:szCs w:val="24"/>
-          <w:lang w:val="en-US"/>
-        </w:rPr>
-        <w:t xml:space="preserve"> lab 2v1</w:t>
+        <w:t>algotester lab 2v1</w:t>
       </w:r>
     </w:p>
     <w:p>
@@ -2282,7 +2152,6 @@
         </w:rPr>
         <w:t xml:space="preserve">Завдання №3 </w:t>
       </w:r>
-      <w:proofErr w:type="spellStart"/>
       <w:r>
         <w:rPr>
           <w:rFonts w:ascii="Times New Roman" w:eastAsia="Times New Roman" w:hAnsi="Times New Roman" w:cs="Times New Roman"/>
@@ -2292,7 +2161,6 @@
         </w:rPr>
         <w:t>algotester</w:t>
       </w:r>
-      <w:proofErr w:type="spellEnd"/>
       <w:r>
         <w:rPr>
           <w:rFonts w:ascii="Times New Roman" w:eastAsia="Times New Roman" w:hAnsi="Times New Roman" w:cs="Times New Roman"/>
@@ -2430,7 +2298,6 @@
           <w:lang w:val="ru-RU"/>
         </w:rPr>
       </w:pPr>
-      <w:proofErr w:type="spellStart"/>
       <w:r>
         <w:rPr>
           <w:rFonts w:ascii="Times New Roman" w:eastAsia="Times New Roman" w:hAnsi="Times New Roman" w:cs="Times New Roman"/>
@@ -2438,177 +2305,7 @@
           <w:szCs w:val="24"/>
           <w:lang w:val="ru-RU"/>
         </w:rPr>
-        <w:t>Реалізувати</w:t>
-      </w:r>
-      <w:proofErr w:type="spellEnd"/>
-      <w:r>
-        <w:rPr>
-          <w:rFonts w:ascii="Times New Roman" w:eastAsia="Times New Roman" w:hAnsi="Times New Roman" w:cs="Times New Roman"/>
-          <w:sz w:val="24"/>
-          <w:szCs w:val="24"/>
-          <w:lang w:val="ru-RU"/>
-        </w:rPr>
-        <w:t xml:space="preserve"> </w:t>
-      </w:r>
-      <w:proofErr w:type="spellStart"/>
-      <w:r>
-        <w:rPr>
-          <w:rFonts w:ascii="Times New Roman" w:eastAsia="Times New Roman" w:hAnsi="Times New Roman" w:cs="Times New Roman"/>
-          <w:sz w:val="24"/>
-          <w:szCs w:val="24"/>
-          <w:lang w:val="ru-RU"/>
-        </w:rPr>
-        <w:t>програму</w:t>
-      </w:r>
-      <w:proofErr w:type="spellEnd"/>
-      <w:r>
-        <w:rPr>
-          <w:rFonts w:ascii="Times New Roman" w:eastAsia="Times New Roman" w:hAnsi="Times New Roman" w:cs="Times New Roman"/>
-          <w:sz w:val="24"/>
-          <w:szCs w:val="24"/>
-          <w:lang w:val="ru-RU"/>
-        </w:rPr>
-        <w:t xml:space="preserve">, яка </w:t>
-      </w:r>
-      <w:proofErr w:type="spellStart"/>
-      <w:r>
-        <w:rPr>
-          <w:rFonts w:ascii="Times New Roman" w:eastAsia="Times New Roman" w:hAnsi="Times New Roman" w:cs="Times New Roman"/>
-          <w:sz w:val="24"/>
-          <w:szCs w:val="24"/>
-          <w:lang w:val="ru-RU"/>
-        </w:rPr>
-        <w:t>перевіряє</w:t>
-      </w:r>
-      <w:proofErr w:type="spellEnd"/>
-      <w:r>
-        <w:rPr>
-          <w:rFonts w:ascii="Times New Roman" w:eastAsia="Times New Roman" w:hAnsi="Times New Roman" w:cs="Times New Roman"/>
-          <w:sz w:val="24"/>
-          <w:szCs w:val="24"/>
-          <w:lang w:val="ru-RU"/>
-        </w:rPr>
-        <w:t xml:space="preserve">, </w:t>
-      </w:r>
-      <w:proofErr w:type="spellStart"/>
-      <w:r>
-        <w:rPr>
-          <w:rFonts w:ascii="Times New Roman" w:eastAsia="Times New Roman" w:hAnsi="Times New Roman" w:cs="Times New Roman"/>
-          <w:sz w:val="24"/>
-          <w:szCs w:val="24"/>
-          <w:lang w:val="ru-RU"/>
-        </w:rPr>
-        <w:t>чи</w:t>
-      </w:r>
-      <w:proofErr w:type="spellEnd"/>
-      <w:r>
-        <w:rPr>
-          <w:rFonts w:ascii="Times New Roman" w:eastAsia="Times New Roman" w:hAnsi="Times New Roman" w:cs="Times New Roman"/>
-          <w:sz w:val="24"/>
-          <w:szCs w:val="24"/>
-          <w:lang w:val="ru-RU"/>
-        </w:rPr>
-        <w:t xml:space="preserve"> </w:t>
-      </w:r>
-      <w:proofErr w:type="spellStart"/>
-      <w:r>
-        <w:rPr>
-          <w:rFonts w:ascii="Times New Roman" w:eastAsia="Times New Roman" w:hAnsi="Times New Roman" w:cs="Times New Roman"/>
-          <w:sz w:val="24"/>
-          <w:szCs w:val="24"/>
-          <w:lang w:val="ru-RU"/>
-        </w:rPr>
-        <w:t>дане</w:t>
-      </w:r>
-      <w:proofErr w:type="spellEnd"/>
-      <w:r>
-        <w:rPr>
-          <w:rFonts w:ascii="Times New Roman" w:eastAsia="Times New Roman" w:hAnsi="Times New Roman" w:cs="Times New Roman"/>
-          <w:sz w:val="24"/>
-          <w:szCs w:val="24"/>
-          <w:lang w:val="ru-RU"/>
-        </w:rPr>
-        <w:t xml:space="preserve"> слово </w:t>
-      </w:r>
-      <w:proofErr w:type="spellStart"/>
-      <w:r>
-        <w:rPr>
-          <w:rFonts w:ascii="Times New Roman" w:eastAsia="Times New Roman" w:hAnsi="Times New Roman" w:cs="Times New Roman"/>
-          <w:sz w:val="24"/>
-          <w:szCs w:val="24"/>
-          <w:lang w:val="ru-RU"/>
-        </w:rPr>
-        <w:t>чи</w:t>
-      </w:r>
-      <w:proofErr w:type="spellEnd"/>
-      <w:r>
-        <w:rPr>
-          <w:rFonts w:ascii="Times New Roman" w:eastAsia="Times New Roman" w:hAnsi="Times New Roman" w:cs="Times New Roman"/>
-          <w:sz w:val="24"/>
-          <w:szCs w:val="24"/>
-          <w:lang w:val="ru-RU"/>
-        </w:rPr>
-        <w:t xml:space="preserve"> число є </w:t>
-      </w:r>
-      <w:proofErr w:type="spellStart"/>
-      <w:r>
-        <w:rPr>
-          <w:rFonts w:ascii="Times New Roman" w:eastAsia="Times New Roman" w:hAnsi="Times New Roman" w:cs="Times New Roman"/>
-          <w:sz w:val="24"/>
-          <w:szCs w:val="24"/>
-          <w:lang w:val="ru-RU"/>
-        </w:rPr>
-        <w:t>паліндромом</w:t>
-      </w:r>
-      <w:proofErr w:type="spellEnd"/>
-      <w:r>
-        <w:rPr>
-          <w:rFonts w:ascii="Times New Roman" w:eastAsia="Times New Roman" w:hAnsi="Times New Roman" w:cs="Times New Roman"/>
-          <w:sz w:val="24"/>
-          <w:szCs w:val="24"/>
-          <w:lang w:val="ru-RU"/>
-        </w:rPr>
-        <w:t xml:space="preserve"> за </w:t>
-      </w:r>
-      <w:proofErr w:type="spellStart"/>
-      <w:r>
-        <w:rPr>
-          <w:rFonts w:ascii="Times New Roman" w:eastAsia="Times New Roman" w:hAnsi="Times New Roman" w:cs="Times New Roman"/>
-          <w:sz w:val="24"/>
-          <w:szCs w:val="24"/>
-          <w:lang w:val="ru-RU"/>
-        </w:rPr>
-        <w:t>допомогою</w:t>
-      </w:r>
-      <w:proofErr w:type="spellEnd"/>
-      <w:r>
-        <w:rPr>
-          <w:rFonts w:ascii="Times New Roman" w:eastAsia="Times New Roman" w:hAnsi="Times New Roman" w:cs="Times New Roman"/>
-          <w:sz w:val="24"/>
-          <w:szCs w:val="24"/>
-          <w:lang w:val="ru-RU"/>
-        </w:rPr>
-        <w:t xml:space="preserve"> </w:t>
-      </w:r>
-      <w:proofErr w:type="spellStart"/>
-      <w:r>
-        <w:rPr>
-          <w:rFonts w:ascii="Times New Roman" w:eastAsia="Times New Roman" w:hAnsi="Times New Roman" w:cs="Times New Roman"/>
-          <w:sz w:val="24"/>
-          <w:szCs w:val="24"/>
-          <w:lang w:val="ru-RU"/>
-        </w:rPr>
-        <w:t>рекурсії</w:t>
-      </w:r>
-      <w:proofErr w:type="spellEnd"/>
-      <w:r>
-        <w:rPr>
-          <w:rFonts w:ascii="Times New Roman" w:eastAsia="Times New Roman" w:hAnsi="Times New Roman" w:cs="Times New Roman"/>
-          <w:sz w:val="24"/>
-          <w:szCs w:val="24"/>
-          <w:lang w:val="ru-RU"/>
-        </w:rPr>
-        <w:t>.</w:t>
+        <w:t>Реалізувати програму, яка перевіряє, чи дане слово чи число є паліндромом за допомогою рекурсії.</w:t>
       </w:r>
     </w:p>
     <w:p>
@@ -2644,6 +2341,20 @@
         </w:rPr>
         <w:t>Код програм з посиланням на зовнішні ресурси:</w:t>
       </w:r>
+    </w:p>
+    <w:p>
+      <w:pPr>
+        <w:spacing w:after="0"/>
+        <w:ind w:firstLine="360"/>
+      </w:pPr>
+      <w:hyperlink r:id="rId11" w:history="1">
+        <w:r>
+          <w:rPr>
+            <w:rStyle w:val="a8"/>
+          </w:rPr>
+          <w:t>https://github.com/artificial-intelligence-department/ai_programming_playground/pull/1257</w:t>
+        </w:r>
+      </w:hyperlink>
     </w:p>
     <w:p>
       <w:pPr>
@@ -2706,191 +2417,6 @@
                 <pic:pic xmlns:pic="http://schemas.openxmlformats.org/drawingml/2006/picture">
                   <pic:nvPicPr>
                     <pic:cNvPr id="0" name="Picture 1"/>
-                    <pic:cNvPicPr>
-                      <a:picLocks noChangeAspect="1" noChangeArrowheads="1"/>
-                    </pic:cNvPicPr>
-                  </pic:nvPicPr>
-                  <pic:blipFill>
-                    <a:blip r:embed="rId11" cstate="print">
-                      <a:extLst>
-                        <a:ext uri="{28A0092B-C50C-407E-A947-70E740481C1C}">
-                          <a14:useLocalDpi xmlns:a14="http://schemas.microsoft.com/office/drawing/2010/main" val="0"/>
-                        </a:ext>
-                      </a:extLst>
-                    </a:blip>
-                    <a:srcRect/>
-                    <a:stretch>
-                      <a:fillRect/>
-                    </a:stretch>
-                  </pic:blipFill>
-                  <pic:spPr bwMode="auto">
-                    <a:xfrm>
-                      <a:off x="0" y="0"/>
-                      <a:ext cx="6294120" cy="3535680"/>
-                    </a:xfrm>
-                    <a:prstGeom prst="rect">
-                      <a:avLst/>
-                    </a:prstGeom>
-                    <a:noFill/>
-                    <a:ln>
-                      <a:noFill/>
-                    </a:ln>
-                  </pic:spPr>
-                </pic:pic>
-              </a:graphicData>
-            </a:graphic>
-          </wp:inline>
-        </w:drawing>
-      </w:r>
-    </w:p>
-    <w:p>
-      <w:pPr>
-        <w:numPr>
-          <w:ilvl w:val="0"/>
-          <w:numId w:val="3"/>
-        </w:numPr>
-        <w:pBdr>
-          <w:top w:val="nil"/>
-          <w:left w:val="nil"/>
-          <w:bottom w:val="nil"/>
-          <w:right w:val="nil"/>
-          <w:between w:val="nil"/>
-        </w:pBdr>
-        <w:spacing w:after="0" w:line="240" w:lineRule="auto"/>
-        <w:rPr>
-          <w:rFonts w:ascii="Times New Roman" w:eastAsia="Times New Roman" w:hAnsi="Times New Roman" w:cs="Times New Roman"/>
-          <w:color w:val="000000"/>
-          <w:sz w:val="24"/>
-          <w:szCs w:val="24"/>
-        </w:rPr>
-      </w:pPr>
-      <w:r>
-        <w:rPr>
-          <w:rFonts w:ascii="Times New Roman" w:eastAsia="Times New Roman" w:hAnsi="Times New Roman" w:cs="Times New Roman"/>
-          <w:color w:val="000000"/>
-          <w:sz w:val="24"/>
-          <w:szCs w:val="24"/>
-        </w:rPr>
-        <w:t>Планований час на реалізацію</w:t>
-      </w:r>
-      <w:r>
-        <w:rPr>
-          <w:rFonts w:ascii="Times New Roman" w:eastAsia="Times New Roman" w:hAnsi="Times New Roman" w:cs="Times New Roman"/>
-          <w:color w:val="000000"/>
-          <w:sz w:val="24"/>
-          <w:szCs w:val="24"/>
-          <w:lang w:val="ru-RU"/>
-        </w:rPr>
-        <w:t xml:space="preserve">: </w:t>
-      </w:r>
-      <w:r>
-        <w:rPr>
-          <w:rFonts w:ascii="Times New Roman" w:eastAsia="Times New Roman" w:hAnsi="Times New Roman" w:cs="Times New Roman"/>
-          <w:color w:val="000000"/>
-          <w:sz w:val="24"/>
-          <w:szCs w:val="24"/>
-        </w:rPr>
-        <w:t>1 год</w:t>
-      </w:r>
-    </w:p>
-    <w:p>
-      <w:pPr>
-        <w:spacing w:after="0"/>
-        <w:rPr>
-          <w:rFonts w:ascii="Times New Roman" w:eastAsia="Times New Roman" w:hAnsi="Times New Roman" w:cs="Times New Roman"/>
-          <w:sz w:val="24"/>
-          <w:szCs w:val="24"/>
-          <w:lang w:val="en-US"/>
-        </w:rPr>
-      </w:pPr>
-      <w:bookmarkStart w:id="2" w:name="_Hlk153860963"/>
-      <w:r>
-        <w:rPr>
-          <w:rFonts w:ascii="Times New Roman" w:eastAsia="Times New Roman" w:hAnsi="Times New Roman" w:cs="Times New Roman"/>
-          <w:sz w:val="24"/>
-          <w:szCs w:val="24"/>
-        </w:rPr>
-        <w:t xml:space="preserve">Програма </w:t>
-      </w:r>
-      <w:bookmarkEnd w:id="2"/>
-      <w:r>
-        <w:rPr>
-          <w:rFonts w:ascii="Times New Roman" w:eastAsia="Times New Roman" w:hAnsi="Times New Roman" w:cs="Times New Roman"/>
-          <w:sz w:val="24"/>
-          <w:szCs w:val="24"/>
-        </w:rPr>
-        <w:t>№</w:t>
-      </w:r>
-      <w:r>
-        <w:rPr>
-          <w:rFonts w:ascii="Times New Roman" w:eastAsia="Times New Roman" w:hAnsi="Times New Roman" w:cs="Times New Roman"/>
-          <w:sz w:val="24"/>
-          <w:szCs w:val="24"/>
-          <w:lang w:val="en-US"/>
-        </w:rPr>
-        <w:t>2</w:t>
-      </w:r>
-      <w:r>
-        <w:rPr>
-          <w:rFonts w:ascii="Times New Roman" w:eastAsia="Times New Roman" w:hAnsi="Times New Roman" w:cs="Times New Roman"/>
-          <w:sz w:val="24"/>
-          <w:szCs w:val="24"/>
-        </w:rPr>
-        <w:t xml:space="preserve"> </w:t>
-      </w:r>
-      <w:proofErr w:type="spellStart"/>
-      <w:r>
-        <w:rPr>
-          <w:rFonts w:ascii="Times New Roman" w:eastAsia="Times New Roman" w:hAnsi="Times New Roman" w:cs="Times New Roman"/>
-          <w:sz w:val="24"/>
-          <w:szCs w:val="24"/>
-          <w:lang w:val="en-US"/>
-        </w:rPr>
-        <w:t>algotester</w:t>
-      </w:r>
-      <w:proofErr w:type="spellEnd"/>
-      <w:r>
-        <w:rPr>
-          <w:rFonts w:ascii="Times New Roman" w:eastAsia="Times New Roman" w:hAnsi="Times New Roman" w:cs="Times New Roman"/>
-          <w:sz w:val="24"/>
-          <w:szCs w:val="24"/>
-          <w:lang w:val="en-US"/>
-        </w:rPr>
-        <w:t xml:space="preserve"> lab 2</w:t>
-      </w:r>
-    </w:p>
-    <w:p>
-      <w:pPr>
-        <w:spacing w:after="0"/>
-        <w:rPr>
-          <w:rFonts w:ascii="Times New Roman" w:eastAsia="Times New Roman" w:hAnsi="Times New Roman" w:cs="Times New Roman"/>
-          <w:sz w:val="24"/>
-          <w:szCs w:val="24"/>
-          <w:lang w:val="en-US"/>
-        </w:rPr>
-      </w:pPr>
-      <w:r>
-        <w:rPr>
-          <w:rFonts w:ascii="Times New Roman" w:eastAsia="Times New Roman" w:hAnsi="Times New Roman" w:cs="Times New Roman"/>
-          <w:noProof/>
-          <w:sz w:val="24"/>
-          <w:szCs w:val="24"/>
-          <w:lang w:val="en-US"/>
-        </w:rPr>
-        <w:lastRenderedPageBreak/>
-        <w:drawing>
-          <wp:inline distT="0" distB="0" distL="0" distR="0" wp14:anchorId="4978BDD2" wp14:editId="2997E55F">
-            <wp:extent cx="6294120" cy="3535680"/>
-            <wp:effectExtent l="0" t="0" r="0" b="7620"/>
-            <wp:docPr id="5" name="Рисунок 5"/>
-            <wp:cNvGraphicFramePr>
-              <a:graphicFrameLocks xmlns:a="http://schemas.openxmlformats.org/drawingml/2006/main" noChangeAspect="1"/>
-            </wp:cNvGraphicFramePr>
-            <a:graphic xmlns:a="http://schemas.openxmlformats.org/drawingml/2006/main">
-              <a:graphicData uri="http://schemas.openxmlformats.org/drawingml/2006/picture">
-                <pic:pic xmlns:pic="http://schemas.openxmlformats.org/drawingml/2006/picture">
-                  <pic:nvPicPr>
-                    <pic:cNvPr id="0" name="Picture 2"/>
                     <pic:cNvPicPr>
                       <a:picLocks noChangeAspect="1" noChangeArrowheads="1"/>
                     </pic:cNvPicPr>
@@ -2966,16 +2492,16 @@
           <w:szCs w:val="24"/>
           <w:lang w:val="ru-RU"/>
         </w:rPr>
-        <w:t xml:space="preserve">: 1 </w:t>
-      </w:r>
-      <w:r>
-        <w:rPr>
-          <w:rFonts w:ascii="Times New Roman" w:eastAsia="Times New Roman" w:hAnsi="Times New Roman" w:cs="Times New Roman"/>
-          <w:color w:val="000000"/>
-          <w:sz w:val="24"/>
-          <w:szCs w:val="24"/>
-        </w:rPr>
-        <w:t>год</w:t>
+        <w:t xml:space="preserve">: </w:t>
+      </w:r>
+      <w:r>
+        <w:rPr>
+          <w:rFonts w:ascii="Times New Roman" w:eastAsia="Times New Roman" w:hAnsi="Times New Roman" w:cs="Times New Roman"/>
+          <w:color w:val="000000"/>
+          <w:sz w:val="24"/>
+          <w:szCs w:val="24"/>
+        </w:rPr>
+        <w:t>1 год</w:t>
       </w:r>
     </w:p>
     <w:p>
@@ -2988,13 +2514,23 @@
           <w:lang w:val="en-US"/>
         </w:rPr>
       </w:pPr>
-      <w:r>
-        <w:rPr>
-          <w:rFonts w:ascii="Times New Roman" w:eastAsia="Times New Roman" w:hAnsi="Times New Roman" w:cs="Times New Roman"/>
-          <w:sz w:val="24"/>
-          <w:szCs w:val="24"/>
-        </w:rPr>
-        <w:t>Програма №</w:t>
+      <w:bookmarkStart w:id="1" w:name="_Hlk153860963"/>
+      <w:r>
+        <w:rPr>
+          <w:rFonts w:ascii="Times New Roman" w:eastAsia="Times New Roman" w:hAnsi="Times New Roman" w:cs="Times New Roman"/>
+          <w:sz w:val="24"/>
+          <w:szCs w:val="24"/>
+        </w:rPr>
+        <w:t xml:space="preserve">Програма </w:t>
+      </w:r>
+      <w:bookmarkEnd w:id="1"/>
+      <w:r>
+        <w:rPr>
+          <w:rFonts w:ascii="Times New Roman" w:eastAsia="Times New Roman" w:hAnsi="Times New Roman" w:cs="Times New Roman"/>
+          <w:sz w:val="24"/>
+          <w:szCs w:val="24"/>
+        </w:rPr>
+        <w:t>№</w:t>
       </w:r>
       <w:r>
         <w:rPr>
@@ -3013,7 +2549,6 @@
         </w:rPr>
         <w:t xml:space="preserve"> </w:t>
       </w:r>
-      <w:proofErr w:type="spellStart"/>
       <w:r>
         <w:rPr>
           <w:rFonts w:ascii="Times New Roman" w:eastAsia="Times New Roman" w:hAnsi="Times New Roman" w:cs="Times New Roman"/>
@@ -3021,58 +2556,33 @@
           <w:szCs w:val="24"/>
           <w:lang w:val="en-US"/>
         </w:rPr>
-        <w:t>algotester</w:t>
-      </w:r>
-      <w:proofErr w:type="spellEnd"/>
-      <w:r>
+        <w:t>algotester lab 2</w:t>
+      </w:r>
+    </w:p>
+    <w:p>
+      <w:pPr>
+        <w:spacing w:after="0"/>
         <w:rPr>
           <w:rFonts w:ascii="Times New Roman" w:eastAsia="Times New Roman" w:hAnsi="Times New Roman" w:cs="Times New Roman"/>
           <w:sz w:val="24"/>
           <w:szCs w:val="24"/>
           <w:lang w:val="en-US"/>
         </w:rPr>
-        <w:t xml:space="preserve"> lab </w:t>
-      </w:r>
-      <w:r>
-        <w:rPr>
-          <w:rFonts w:ascii="Times New Roman" w:eastAsia="Times New Roman" w:hAnsi="Times New Roman" w:cs="Times New Roman"/>
+      </w:pPr>
+      <w:r>
+        <w:rPr>
+          <w:rFonts w:ascii="Times New Roman" w:eastAsia="Times New Roman" w:hAnsi="Times New Roman" w:cs="Times New Roman"/>
+          <w:noProof/>
           <w:sz w:val="24"/>
           <w:szCs w:val="24"/>
           <w:lang w:val="en-US"/>
         </w:rPr>
-        <w:t>3</w:t>
-      </w:r>
-    </w:p>
-    <w:p>
-      <w:pPr>
-        <w:pBdr>
-          <w:top w:val="nil"/>
-          <w:left w:val="nil"/>
-          <w:bottom w:val="nil"/>
-          <w:right w:val="nil"/>
-          <w:between w:val="nil"/>
-        </w:pBdr>
-        <w:spacing w:after="0" w:line="240" w:lineRule="auto"/>
-        <w:rPr>
-          <w:rFonts w:ascii="Times New Roman" w:eastAsia="Times New Roman" w:hAnsi="Times New Roman" w:cs="Times New Roman"/>
-          <w:color w:val="000000"/>
-          <w:sz w:val="24"/>
-          <w:szCs w:val="24"/>
-        </w:rPr>
-      </w:pPr>
-      <w:r>
-        <w:rPr>
-          <w:rFonts w:ascii="Times New Roman" w:eastAsia="Times New Roman" w:hAnsi="Times New Roman" w:cs="Times New Roman"/>
-          <w:noProof/>
-          <w:color w:val="000000"/>
-          <w:sz w:val="24"/>
-          <w:szCs w:val="24"/>
-        </w:rPr>
+        <w:lastRenderedPageBreak/>
         <w:drawing>
-          <wp:inline distT="0" distB="0" distL="0" distR="0" wp14:anchorId="623F7E0A" wp14:editId="57DC7098">
+          <wp:inline distT="0" distB="0" distL="0" distR="0" wp14:anchorId="4978BDD2" wp14:editId="2997E55F">
             <wp:extent cx="6294120" cy="3535680"/>
             <wp:effectExtent l="0" t="0" r="0" b="7620"/>
-            <wp:docPr id="6" name="Рисунок 6"/>
+            <wp:docPr id="5" name="Рисунок 5"/>
             <wp:cNvGraphicFramePr>
               <a:graphicFrameLocks xmlns:a="http://schemas.openxmlformats.org/drawingml/2006/main" noChangeAspect="1"/>
             </wp:cNvGraphicFramePr>
@@ -3080,7 +2590,7 @@
               <a:graphicData uri="http://schemas.openxmlformats.org/drawingml/2006/picture">
                 <pic:pic xmlns:pic="http://schemas.openxmlformats.org/drawingml/2006/picture">
                   <pic:nvPicPr>
-                    <pic:cNvPr id="0" name="Picture 3"/>
+                    <pic:cNvPr id="0" name="Picture 2"/>
                     <pic:cNvPicPr>
                       <a:picLocks noChangeAspect="1" noChangeArrowheads="1"/>
                     </pic:cNvPicPr>
@@ -3120,6 +2630,10 @@
     </w:p>
     <w:p>
       <w:pPr>
+        <w:numPr>
+          <w:ilvl w:val="0"/>
+          <w:numId w:val="3"/>
+        </w:numPr>
         <w:pBdr>
           <w:top w:val="nil"/>
           <w:left w:val="nil"/>
@@ -3133,27 +2647,89 @@
           <w:color w:val="000000"/>
           <w:sz w:val="24"/>
           <w:szCs w:val="24"/>
+        </w:rPr>
+      </w:pPr>
+      <w:r>
+        <w:rPr>
+          <w:rFonts w:ascii="Times New Roman" w:eastAsia="Times New Roman" w:hAnsi="Times New Roman" w:cs="Times New Roman"/>
+          <w:color w:val="000000"/>
+          <w:sz w:val="24"/>
+          <w:szCs w:val="24"/>
+        </w:rPr>
+        <w:t>Планований час на реалізацію</w:t>
+      </w:r>
+      <w:r>
+        <w:rPr>
+          <w:rFonts w:ascii="Times New Roman" w:eastAsia="Times New Roman" w:hAnsi="Times New Roman" w:cs="Times New Roman"/>
+          <w:color w:val="000000"/>
+          <w:sz w:val="24"/>
+          <w:szCs w:val="24"/>
+          <w:lang w:val="ru-RU"/>
+        </w:rPr>
+        <w:t xml:space="preserve">: 1 </w:t>
+      </w:r>
+      <w:r>
+        <w:rPr>
+          <w:rFonts w:ascii="Times New Roman" w:eastAsia="Times New Roman" w:hAnsi="Times New Roman" w:cs="Times New Roman"/>
+          <w:color w:val="000000"/>
+          <w:sz w:val="24"/>
+          <w:szCs w:val="24"/>
+        </w:rPr>
+        <w:t>год</w:t>
+      </w:r>
+    </w:p>
+    <w:p>
+      <w:pPr>
+        <w:spacing w:after="0"/>
+        <w:rPr>
+          <w:rFonts w:ascii="Times New Roman" w:eastAsia="Times New Roman" w:hAnsi="Times New Roman" w:cs="Times New Roman"/>
+          <w:sz w:val="24"/>
+          <w:szCs w:val="24"/>
           <w:lang w:val="en-US"/>
         </w:rPr>
       </w:pPr>
       <w:r>
         <w:rPr>
           <w:rFonts w:ascii="Times New Roman" w:eastAsia="Times New Roman" w:hAnsi="Times New Roman" w:cs="Times New Roman"/>
-          <w:color w:val="000000"/>
-          <w:sz w:val="24"/>
-          <w:szCs w:val="24"/>
-        </w:rPr>
-        <w:t xml:space="preserve">Програма №3 </w:t>
-      </w:r>
-      <w:r>
-        <w:rPr>
-          <w:rFonts w:ascii="Times New Roman" w:eastAsia="Times New Roman" w:hAnsi="Times New Roman" w:cs="Times New Roman"/>
-          <w:color w:val="000000"/>
+          <w:sz w:val="24"/>
+          <w:szCs w:val="24"/>
+        </w:rPr>
+        <w:t>Програма №</w:t>
+      </w:r>
+      <w:r>
+        <w:rPr>
+          <w:rFonts w:ascii="Times New Roman" w:eastAsia="Times New Roman" w:hAnsi="Times New Roman" w:cs="Times New Roman"/>
           <w:sz w:val="24"/>
           <w:szCs w:val="24"/>
           <w:lang w:val="en-US"/>
         </w:rPr>
-        <w:t>Practice task</w:t>
+        <w:t>2</w:t>
+      </w:r>
+      <w:r>
+        <w:rPr>
+          <w:rFonts w:ascii="Times New Roman" w:eastAsia="Times New Roman" w:hAnsi="Times New Roman" w:cs="Times New Roman"/>
+          <w:sz w:val="24"/>
+          <w:szCs w:val="24"/>
+        </w:rPr>
+        <w:t xml:space="preserve"> </w:t>
+      </w:r>
+      <w:r>
+        <w:rPr>
+          <w:rFonts w:ascii="Times New Roman" w:eastAsia="Times New Roman" w:hAnsi="Times New Roman" w:cs="Times New Roman"/>
+          <w:sz w:val="24"/>
+          <w:szCs w:val="24"/>
+          <w:lang w:val="en-US"/>
+        </w:rPr>
+        <w:t xml:space="preserve">algotester lab </w:t>
+      </w:r>
+      <w:r>
+        <w:rPr>
+          <w:rFonts w:ascii="Times New Roman" w:eastAsia="Times New Roman" w:hAnsi="Times New Roman" w:cs="Times New Roman"/>
+          <w:sz w:val="24"/>
+          <w:szCs w:val="24"/>
+          <w:lang w:val="en-US"/>
+        </w:rPr>
+        <w:t>3</w:t>
       </w:r>
     </w:p>
     <w:p>
@@ -3171,7 +2747,6 @@
           <w:color w:val="000000"/>
           <w:sz w:val="24"/>
           <w:szCs w:val="24"/>
-          <w:lang w:val="en-US"/>
         </w:rPr>
       </w:pPr>
       <w:r>
@@ -3181,14 +2756,12 @@
           <w:color w:val="000000"/>
           <w:sz w:val="24"/>
           <w:szCs w:val="24"/>
-          <w:lang w:val="en-US"/>
-        </w:rPr>
-        <w:lastRenderedPageBreak/>
+        </w:rPr>
         <w:drawing>
-          <wp:inline distT="0" distB="0" distL="0" distR="0" wp14:anchorId="0D907BCB" wp14:editId="3CD083A4">
+          <wp:inline distT="0" distB="0" distL="0" distR="0" wp14:anchorId="623F7E0A" wp14:editId="57DC7098">
             <wp:extent cx="6294120" cy="3535680"/>
             <wp:effectExtent l="0" t="0" r="0" b="7620"/>
-            <wp:docPr id="9" name="Рисунок 9"/>
+            <wp:docPr id="6" name="Рисунок 6"/>
             <wp:cNvGraphicFramePr>
               <a:graphicFrameLocks xmlns:a="http://schemas.openxmlformats.org/drawingml/2006/main" noChangeAspect="1"/>
             </wp:cNvGraphicFramePr>
@@ -3196,7 +2769,7 @@
               <a:graphicData uri="http://schemas.openxmlformats.org/drawingml/2006/picture">
                 <pic:pic xmlns:pic="http://schemas.openxmlformats.org/drawingml/2006/picture">
                   <pic:nvPicPr>
-                    <pic:cNvPr id="0" name="Picture 4"/>
+                    <pic:cNvPr id="0" name="Picture 3"/>
                     <pic:cNvPicPr>
                       <a:picLocks noChangeAspect="1" noChangeArrowheads="1"/>
                     </pic:cNvPicPr>
@@ -3236,69 +2809,17 @@
     </w:p>
     <w:p>
       <w:pPr>
-        <w:pStyle w:val="2"/>
-        <w:rPr>
-          <w:rFonts w:ascii="Times New Roman" w:eastAsia="Times New Roman" w:hAnsi="Times New Roman" w:cs="Times New Roman"/>
-          <w:b/>
-          <w:color w:val="000000"/>
-        </w:rPr>
-      </w:pPr>
-      <w:r>
-        <w:rPr>
-          <w:rFonts w:ascii="Times New Roman" w:eastAsia="Times New Roman" w:hAnsi="Times New Roman" w:cs="Times New Roman"/>
-          <w:b/>
-          <w:color w:val="000000"/>
-          <w:lang w:val="ru-RU"/>
-        </w:rPr>
-        <w:t>3</w:t>
-      </w:r>
-      <w:r>
-        <w:rPr>
-          <w:rFonts w:ascii="Times New Roman" w:eastAsia="Times New Roman" w:hAnsi="Times New Roman" w:cs="Times New Roman"/>
-          <w:b/>
-          <w:color w:val="000000"/>
-        </w:rPr>
-        <w:t>.</w:t>
-      </w:r>
-      <w:r>
-        <w:rPr>
-          <w:rFonts w:ascii="Times New Roman" w:eastAsia="Times New Roman" w:hAnsi="Times New Roman" w:cs="Times New Roman"/>
-          <w:b/>
-          <w:color w:val="000000"/>
-        </w:rPr>
-        <w:tab/>
-        <w:t>Результати виконання завдань, тестування та фактично затрачений час:</w:t>
-      </w:r>
-    </w:p>
-    <w:p>
-      <w:pPr>
-        <w:rPr>
-          <w:rFonts w:ascii="Times New Roman" w:eastAsia="Times New Roman" w:hAnsi="Times New Roman" w:cs="Times New Roman"/>
-          <w:sz w:val="24"/>
-          <w:szCs w:val="24"/>
-        </w:rPr>
-      </w:pPr>
-      <w:r>
-        <w:rPr>
-          <w:rFonts w:ascii="Times New Roman" w:eastAsia="Times New Roman" w:hAnsi="Times New Roman" w:cs="Times New Roman"/>
-          <w:sz w:val="24"/>
-          <w:szCs w:val="24"/>
-        </w:rPr>
-        <w:t>Завдання №</w:t>
-      </w:r>
-      <w:r>
-        <w:rPr>
-          <w:rFonts w:ascii="Times New Roman" w:eastAsia="Times New Roman" w:hAnsi="Times New Roman" w:cs="Times New Roman"/>
-          <w:sz w:val="24"/>
-          <w:szCs w:val="24"/>
-        </w:rPr>
-        <w:t xml:space="preserve">1 </w:t>
-      </w:r>
-    </w:p>
-    <w:p>
-      <w:pPr>
-        <w:rPr>
-          <w:rFonts w:ascii="Times New Roman" w:eastAsia="Times New Roman" w:hAnsi="Times New Roman" w:cs="Times New Roman"/>
+        <w:pBdr>
+          <w:top w:val="nil"/>
+          <w:left w:val="nil"/>
+          <w:bottom w:val="nil"/>
+          <w:right w:val="nil"/>
+          <w:between w:val="nil"/>
+        </w:pBdr>
+        <w:spacing w:after="0" w:line="240" w:lineRule="auto"/>
+        <w:rPr>
+          <w:rFonts w:ascii="Times New Roman" w:eastAsia="Times New Roman" w:hAnsi="Times New Roman" w:cs="Times New Roman"/>
+          <w:color w:val="000000"/>
           <w:sz w:val="24"/>
           <w:szCs w:val="24"/>
           <w:lang w:val="en-US"/>
@@ -3307,16 +2828,56 @@
       <w:r>
         <w:rPr>
           <w:rFonts w:ascii="Times New Roman" w:eastAsia="Times New Roman" w:hAnsi="Times New Roman" w:cs="Times New Roman"/>
+          <w:color w:val="000000"/>
+          <w:sz w:val="24"/>
+          <w:szCs w:val="24"/>
+        </w:rPr>
+        <w:t xml:space="preserve">Програма №3 </w:t>
+      </w:r>
+      <w:r>
+        <w:rPr>
+          <w:rFonts w:ascii="Times New Roman" w:eastAsia="Times New Roman" w:hAnsi="Times New Roman" w:cs="Times New Roman"/>
+          <w:color w:val="000000"/>
+          <w:sz w:val="24"/>
+          <w:szCs w:val="24"/>
+          <w:lang w:val="en-US"/>
+        </w:rPr>
+        <w:t>Practice task</w:t>
+      </w:r>
+    </w:p>
+    <w:p>
+      <w:pPr>
+        <w:pBdr>
+          <w:top w:val="nil"/>
+          <w:left w:val="nil"/>
+          <w:bottom w:val="nil"/>
+          <w:right w:val="nil"/>
+          <w:between w:val="nil"/>
+        </w:pBdr>
+        <w:spacing w:after="0" w:line="240" w:lineRule="auto"/>
+        <w:rPr>
+          <w:rFonts w:ascii="Times New Roman" w:eastAsia="Times New Roman" w:hAnsi="Times New Roman" w:cs="Times New Roman"/>
+          <w:color w:val="000000"/>
+          <w:sz w:val="24"/>
+          <w:szCs w:val="24"/>
+          <w:lang w:val="en-US"/>
+        </w:rPr>
+      </w:pPr>
+      <w:r>
+        <w:rPr>
+          <w:rFonts w:ascii="Times New Roman" w:eastAsia="Times New Roman" w:hAnsi="Times New Roman" w:cs="Times New Roman"/>
           <w:noProof/>
+          <w:color w:val="000000"/>
           <w:sz w:val="24"/>
           <w:szCs w:val="24"/>
           <w:lang w:val="en-US"/>
         </w:rPr>
+        <w:lastRenderedPageBreak/>
         <w:drawing>
-          <wp:inline distT="0" distB="0" distL="0" distR="0" wp14:anchorId="21C1C486" wp14:editId="051C1F80">
+          <wp:inline distT="0" distB="0" distL="0" distR="0" wp14:anchorId="0D907BCB" wp14:editId="3CD083A4">
             <wp:extent cx="6294120" cy="3535680"/>
             <wp:effectExtent l="0" t="0" r="0" b="7620"/>
-            <wp:docPr id="10" name="Рисунок 10"/>
+            <wp:docPr id="9" name="Рисунок 9"/>
             <wp:cNvGraphicFramePr>
               <a:graphicFrameLocks xmlns:a="http://schemas.openxmlformats.org/drawingml/2006/main" noChangeAspect="1"/>
             </wp:cNvGraphicFramePr>
@@ -3324,7 +2885,7 @@
               <a:graphicData uri="http://schemas.openxmlformats.org/drawingml/2006/picture">
                 <pic:pic xmlns:pic="http://schemas.openxmlformats.org/drawingml/2006/picture">
                   <pic:nvPicPr>
-                    <pic:cNvPr id="0" name="Picture 5"/>
+                    <pic:cNvPr id="0" name="Picture 4"/>
                     <pic:cNvPicPr>
                       <a:picLocks noChangeAspect="1" noChangeArrowheads="1"/>
                     </pic:cNvPicPr>
@@ -3364,40 +2925,65 @@
     </w:p>
     <w:p>
       <w:pPr>
-        <w:rPr>
-          <w:rFonts w:ascii="Times New Roman" w:eastAsia="Times New Roman" w:hAnsi="Times New Roman" w:cs="Times New Roman"/>
-          <w:sz w:val="24"/>
-          <w:szCs w:val="24"/>
-        </w:rPr>
-      </w:pPr>
-      <w:bookmarkStart w:id="3" w:name="_Hlk153862432"/>
-      <w:r>
-        <w:rPr>
-          <w:rFonts w:ascii="Times New Roman" w:eastAsia="Times New Roman" w:hAnsi="Times New Roman" w:cs="Times New Roman"/>
-          <w:sz w:val="24"/>
-          <w:szCs w:val="24"/>
-        </w:rPr>
-        <w:t>Час затрачений на виконання завдання</w:t>
-      </w:r>
-      <w:r>
-        <w:rPr>
-          <w:rFonts w:ascii="Times New Roman" w:eastAsia="Times New Roman" w:hAnsi="Times New Roman" w:cs="Times New Roman"/>
-          <w:sz w:val="24"/>
-          <w:szCs w:val="24"/>
+        <w:pStyle w:val="2"/>
+        <w:rPr>
+          <w:rFonts w:ascii="Times New Roman" w:eastAsia="Times New Roman" w:hAnsi="Times New Roman" w:cs="Times New Roman"/>
+          <w:b/>
+          <w:color w:val="000000"/>
+        </w:rPr>
+      </w:pPr>
+      <w:r>
+        <w:rPr>
+          <w:rFonts w:ascii="Times New Roman" w:eastAsia="Times New Roman" w:hAnsi="Times New Roman" w:cs="Times New Roman"/>
+          <w:b/>
+          <w:color w:val="000000"/>
           <w:lang w:val="ru-RU"/>
         </w:rPr>
-        <w:t xml:space="preserve">: 1 </w:t>
-      </w:r>
-      <w:r>
-        <w:rPr>
-          <w:rFonts w:ascii="Times New Roman" w:eastAsia="Times New Roman" w:hAnsi="Times New Roman" w:cs="Times New Roman"/>
-          <w:sz w:val="24"/>
-          <w:szCs w:val="24"/>
-        </w:rPr>
-        <w:t>год</w:t>
-      </w:r>
-    </w:p>
-    <w:bookmarkEnd w:id="3"/>
+        <w:t>3</w:t>
+      </w:r>
+      <w:r>
+        <w:rPr>
+          <w:rFonts w:ascii="Times New Roman" w:eastAsia="Times New Roman" w:hAnsi="Times New Roman" w:cs="Times New Roman"/>
+          <w:b/>
+          <w:color w:val="000000"/>
+        </w:rPr>
+        <w:t>.</w:t>
+      </w:r>
+      <w:r>
+        <w:rPr>
+          <w:rFonts w:ascii="Times New Roman" w:eastAsia="Times New Roman" w:hAnsi="Times New Roman" w:cs="Times New Roman"/>
+          <w:b/>
+          <w:color w:val="000000"/>
+        </w:rPr>
+        <w:tab/>
+        <w:t>Результати виконання завдань, тестування та фактично затрачений час:</w:t>
+      </w:r>
+    </w:p>
+    <w:p>
+      <w:pPr>
+        <w:rPr>
+          <w:rFonts w:ascii="Times New Roman" w:eastAsia="Times New Roman" w:hAnsi="Times New Roman" w:cs="Times New Roman"/>
+          <w:sz w:val="24"/>
+          <w:szCs w:val="24"/>
+        </w:rPr>
+      </w:pPr>
+      <w:r>
+        <w:rPr>
+          <w:rFonts w:ascii="Times New Roman" w:eastAsia="Times New Roman" w:hAnsi="Times New Roman" w:cs="Times New Roman"/>
+          <w:sz w:val="24"/>
+          <w:szCs w:val="24"/>
+        </w:rPr>
+        <w:t>Завдання №</w:t>
+      </w:r>
+      <w:r>
+        <w:rPr>
+          <w:rFonts w:ascii="Times New Roman" w:eastAsia="Times New Roman" w:hAnsi="Times New Roman" w:cs="Times New Roman"/>
+          <w:sz w:val="24"/>
+          <w:szCs w:val="24"/>
+        </w:rPr>
+        <w:t xml:space="preserve">1 </w:t>
+      </w:r>
+    </w:p>
     <w:p>
       <w:pPr>
         <w:rPr>
@@ -3407,50 +2993,19 @@
           <w:lang w:val="en-US"/>
         </w:rPr>
       </w:pPr>
-      <w:proofErr w:type="spellStart"/>
-      <w:r>
-        <w:rPr>
-          <w:rFonts w:ascii="Times New Roman" w:eastAsia="Times New Roman" w:hAnsi="Times New Roman" w:cs="Times New Roman"/>
+      <w:r>
+        <w:rPr>
+          <w:rFonts w:ascii="Times New Roman" w:eastAsia="Times New Roman" w:hAnsi="Times New Roman" w:cs="Times New Roman"/>
+          <w:noProof/>
           <w:sz w:val="24"/>
           <w:szCs w:val="24"/>
           <w:lang w:val="en-US"/>
         </w:rPr>
-        <w:t>Завдання</w:t>
-      </w:r>
-      <w:proofErr w:type="spellEnd"/>
-      <w:r>
-        <w:rPr>
-          <w:rFonts w:ascii="Times New Roman" w:eastAsia="Times New Roman" w:hAnsi="Times New Roman" w:cs="Times New Roman"/>
-          <w:sz w:val="24"/>
-          <w:szCs w:val="24"/>
-          <w:lang w:val="en-US"/>
-        </w:rPr>
-        <w:t xml:space="preserve"> №2</w:t>
-      </w:r>
-    </w:p>
-    <w:p>
-      <w:pPr>
-        <w:rPr>
-          <w:rFonts w:ascii="Times New Roman" w:eastAsia="Times New Roman" w:hAnsi="Times New Roman" w:cs="Times New Roman"/>
-          <w:sz w:val="24"/>
-          <w:szCs w:val="24"/>
-          <w:lang w:val="en-US"/>
-        </w:rPr>
-      </w:pPr>
-      <w:r>
-        <w:rPr>
-          <w:rFonts w:ascii="Times New Roman" w:eastAsia="Times New Roman" w:hAnsi="Times New Roman" w:cs="Times New Roman"/>
-          <w:noProof/>
-          <w:sz w:val="24"/>
-          <w:szCs w:val="24"/>
-          <w:lang w:val="en-US"/>
-        </w:rPr>
-        <w:lastRenderedPageBreak/>
         <w:drawing>
-          <wp:inline distT="0" distB="0" distL="0" distR="0" wp14:anchorId="46E299EB" wp14:editId="212330D9">
+          <wp:inline distT="0" distB="0" distL="0" distR="0" wp14:anchorId="21C1C486" wp14:editId="051C1F80">
             <wp:extent cx="6294120" cy="3535680"/>
             <wp:effectExtent l="0" t="0" r="0" b="7620"/>
-            <wp:docPr id="11" name="Рисунок 11"/>
+            <wp:docPr id="10" name="Рисунок 10"/>
             <wp:cNvGraphicFramePr>
               <a:graphicFrameLocks xmlns:a="http://schemas.openxmlformats.org/drawingml/2006/main" noChangeAspect="1"/>
             </wp:cNvGraphicFramePr>
@@ -3458,7 +3013,7 @@
               <a:graphicData uri="http://schemas.openxmlformats.org/drawingml/2006/picture">
                 <pic:pic xmlns:pic="http://schemas.openxmlformats.org/drawingml/2006/picture">
                   <pic:nvPicPr>
-                    <pic:cNvPr id="0" name="Picture 6"/>
+                    <pic:cNvPr id="0" name="Picture 5"/>
                     <pic:cNvPicPr>
                       <a:picLocks noChangeAspect="1" noChangeArrowheads="1"/>
                     </pic:cNvPicPr>
@@ -3502,104 +3057,62 @@
           <w:rFonts w:ascii="Times New Roman" w:eastAsia="Times New Roman" w:hAnsi="Times New Roman" w:cs="Times New Roman"/>
           <w:sz w:val="24"/>
           <w:szCs w:val="24"/>
+        </w:rPr>
+      </w:pPr>
+      <w:bookmarkStart w:id="2" w:name="_Hlk153862432"/>
+      <w:r>
+        <w:rPr>
+          <w:rFonts w:ascii="Times New Roman" w:eastAsia="Times New Roman" w:hAnsi="Times New Roman" w:cs="Times New Roman"/>
+          <w:sz w:val="24"/>
+          <w:szCs w:val="24"/>
+        </w:rPr>
+        <w:t>Час затрачений на виконання завдання</w:t>
+      </w:r>
+      <w:r>
+        <w:rPr>
+          <w:rFonts w:ascii="Times New Roman" w:eastAsia="Times New Roman" w:hAnsi="Times New Roman" w:cs="Times New Roman"/>
+          <w:sz w:val="24"/>
+          <w:szCs w:val="24"/>
           <w:lang w:val="ru-RU"/>
         </w:rPr>
-      </w:pPr>
-      <w:bookmarkStart w:id="4" w:name="_Hlk153862542"/>
-      <w:r>
-        <w:rPr>
-          <w:rFonts w:ascii="Times New Roman" w:eastAsia="Times New Roman" w:hAnsi="Times New Roman" w:cs="Times New Roman"/>
-          <w:sz w:val="24"/>
-          <w:szCs w:val="24"/>
-          <w:lang w:val="ru-RU"/>
-        </w:rPr>
-        <w:t xml:space="preserve">Час </w:t>
-      </w:r>
-      <w:proofErr w:type="spellStart"/>
-      <w:r>
-        <w:rPr>
-          <w:rFonts w:ascii="Times New Roman" w:eastAsia="Times New Roman" w:hAnsi="Times New Roman" w:cs="Times New Roman"/>
-          <w:sz w:val="24"/>
-          <w:szCs w:val="24"/>
-          <w:lang w:val="ru-RU"/>
-        </w:rPr>
-        <w:t>затрачений</w:t>
-      </w:r>
-      <w:proofErr w:type="spellEnd"/>
-      <w:r>
-        <w:rPr>
-          <w:rFonts w:ascii="Times New Roman" w:eastAsia="Times New Roman" w:hAnsi="Times New Roman" w:cs="Times New Roman"/>
-          <w:sz w:val="24"/>
-          <w:szCs w:val="24"/>
-          <w:lang w:val="ru-RU"/>
-        </w:rPr>
-        <w:t xml:space="preserve"> на </w:t>
-      </w:r>
-      <w:proofErr w:type="spellStart"/>
-      <w:r>
-        <w:rPr>
-          <w:rFonts w:ascii="Times New Roman" w:eastAsia="Times New Roman" w:hAnsi="Times New Roman" w:cs="Times New Roman"/>
-          <w:sz w:val="24"/>
-          <w:szCs w:val="24"/>
-          <w:lang w:val="ru-RU"/>
-        </w:rPr>
-        <w:t>виконання</w:t>
-      </w:r>
-      <w:proofErr w:type="spellEnd"/>
-      <w:r>
-        <w:rPr>
-          <w:rFonts w:ascii="Times New Roman" w:eastAsia="Times New Roman" w:hAnsi="Times New Roman" w:cs="Times New Roman"/>
-          <w:sz w:val="24"/>
-          <w:szCs w:val="24"/>
-          <w:lang w:val="ru-RU"/>
-        </w:rPr>
-        <w:t xml:space="preserve"> </w:t>
-      </w:r>
-      <w:proofErr w:type="spellStart"/>
-      <w:r>
-        <w:rPr>
-          <w:rFonts w:ascii="Times New Roman" w:eastAsia="Times New Roman" w:hAnsi="Times New Roman" w:cs="Times New Roman"/>
-          <w:sz w:val="24"/>
-          <w:szCs w:val="24"/>
-          <w:lang w:val="ru-RU"/>
-        </w:rPr>
-        <w:t>завдання</w:t>
-      </w:r>
-      <w:proofErr w:type="spellEnd"/>
-      <w:r>
-        <w:rPr>
-          <w:rFonts w:ascii="Times New Roman" w:eastAsia="Times New Roman" w:hAnsi="Times New Roman" w:cs="Times New Roman"/>
-          <w:sz w:val="24"/>
-          <w:szCs w:val="24"/>
-          <w:lang w:val="ru-RU"/>
-        </w:rPr>
-        <w:t>: 1 год</w:t>
-      </w:r>
-      <w:bookmarkEnd w:id="4"/>
-    </w:p>
-    <w:p>
-      <w:pPr>
-        <w:rPr>
-          <w:rFonts w:ascii="Times New Roman" w:eastAsia="Times New Roman" w:hAnsi="Times New Roman" w:cs="Times New Roman"/>
-          <w:sz w:val="24"/>
-          <w:szCs w:val="24"/>
-        </w:rPr>
-      </w:pPr>
-      <w:r>
-        <w:rPr>
-          <w:rFonts w:ascii="Times New Roman" w:eastAsia="Times New Roman" w:hAnsi="Times New Roman" w:cs="Times New Roman"/>
-          <w:sz w:val="24"/>
-          <w:szCs w:val="24"/>
-        </w:rPr>
-        <w:t>Завдання №3</w:t>
-      </w:r>
-    </w:p>
-    <w:p>
-      <w:pPr>
-        <w:rPr>
-          <w:rFonts w:ascii="Times New Roman" w:eastAsia="Times New Roman" w:hAnsi="Times New Roman" w:cs="Times New Roman"/>
-          <w:sz w:val="24"/>
-          <w:szCs w:val="24"/>
+        <w:t xml:space="preserve">: 1 </w:t>
+      </w:r>
+      <w:r>
+        <w:rPr>
+          <w:rFonts w:ascii="Times New Roman" w:eastAsia="Times New Roman" w:hAnsi="Times New Roman" w:cs="Times New Roman"/>
+          <w:sz w:val="24"/>
+          <w:szCs w:val="24"/>
+        </w:rPr>
+        <w:t>год</w:t>
+      </w:r>
+    </w:p>
+    <w:bookmarkEnd w:id="2"/>
+    <w:p>
+      <w:pPr>
+        <w:rPr>
+          <w:rFonts w:ascii="Times New Roman" w:eastAsia="Times New Roman" w:hAnsi="Times New Roman" w:cs="Times New Roman"/>
+          <w:sz w:val="24"/>
+          <w:szCs w:val="24"/>
+          <w:lang w:val="en-US"/>
+        </w:rPr>
+      </w:pPr>
+      <w:r>
+        <w:rPr>
+          <w:rFonts w:ascii="Times New Roman" w:eastAsia="Times New Roman" w:hAnsi="Times New Roman" w:cs="Times New Roman"/>
+          <w:sz w:val="24"/>
+          <w:szCs w:val="24"/>
+          <w:lang w:val="en-US"/>
+        </w:rPr>
+        <w:t>Завдання №2</w:t>
+      </w:r>
+    </w:p>
+    <w:p>
+      <w:pPr>
+        <w:rPr>
+          <w:rFonts w:ascii="Times New Roman" w:eastAsia="Times New Roman" w:hAnsi="Times New Roman" w:cs="Times New Roman"/>
+          <w:sz w:val="24"/>
+          <w:szCs w:val="24"/>
+          <w:lang w:val="en-US"/>
         </w:rPr>
       </w:pPr>
       <w:r>
@@ -3608,12 +3121,14 @@
           <w:noProof/>
           <w:sz w:val="24"/>
           <w:szCs w:val="24"/>
-        </w:rPr>
+          <w:lang w:val="en-US"/>
+        </w:rPr>
+        <w:lastRenderedPageBreak/>
         <w:drawing>
-          <wp:inline distT="0" distB="0" distL="0" distR="0" wp14:anchorId="73352C2C" wp14:editId="6AD6D10A">
+          <wp:inline distT="0" distB="0" distL="0" distR="0" wp14:anchorId="46E299EB" wp14:editId="212330D9">
             <wp:extent cx="6294120" cy="3535680"/>
             <wp:effectExtent l="0" t="0" r="0" b="7620"/>
-            <wp:docPr id="13" name="Рисунок 13"/>
+            <wp:docPr id="11" name="Рисунок 11"/>
             <wp:cNvGraphicFramePr>
               <a:graphicFrameLocks xmlns:a="http://schemas.openxmlformats.org/drawingml/2006/main" noChangeAspect="1"/>
             </wp:cNvGraphicFramePr>
@@ -3621,7 +3136,7 @@
               <a:graphicData uri="http://schemas.openxmlformats.org/drawingml/2006/picture">
                 <pic:pic xmlns:pic="http://schemas.openxmlformats.org/drawingml/2006/picture">
                   <pic:nvPicPr>
-                    <pic:cNvPr id="0" name="Picture 7"/>
+                    <pic:cNvPr id="0" name="Picture 6"/>
                     <pic:cNvPicPr>
                       <a:picLocks noChangeAspect="1" noChangeArrowheads="1"/>
                     </pic:cNvPicPr>
@@ -3665,49 +3180,36 @@
           <w:rFonts w:ascii="Times New Roman" w:eastAsia="Times New Roman" w:hAnsi="Times New Roman" w:cs="Times New Roman"/>
           <w:sz w:val="24"/>
           <w:szCs w:val="24"/>
-        </w:rPr>
-      </w:pPr>
-      <w:r>
-        <w:rPr>
-          <w:rFonts w:ascii="Times New Roman" w:eastAsia="Times New Roman" w:hAnsi="Times New Roman" w:cs="Times New Roman"/>
-          <w:sz w:val="24"/>
-          <w:szCs w:val="24"/>
-        </w:rPr>
-        <w:t>Час затрачений на виконання завдання</w:t>
-      </w:r>
-      <w:r>
-        <w:rPr>
-          <w:rFonts w:ascii="Times New Roman" w:eastAsia="Times New Roman" w:hAnsi="Times New Roman" w:cs="Times New Roman"/>
-          <w:sz w:val="24"/>
-          <w:szCs w:val="24"/>
           <w:lang w:val="ru-RU"/>
         </w:rPr>
-        <w:t xml:space="preserve">: 1 </w:t>
-      </w:r>
-      <w:r>
-        <w:rPr>
-          <w:rFonts w:ascii="Times New Roman" w:eastAsia="Times New Roman" w:hAnsi="Times New Roman" w:cs="Times New Roman"/>
-          <w:sz w:val="24"/>
-          <w:szCs w:val="24"/>
-        </w:rPr>
-        <w:t>год</w:t>
-      </w:r>
-    </w:p>
-    <w:p>
-      <w:pPr>
-        <w:rPr>
-          <w:rFonts w:ascii="Times New Roman" w:eastAsia="Times New Roman" w:hAnsi="Times New Roman" w:cs="Times New Roman"/>
-          <w:sz w:val="24"/>
-          <w:szCs w:val="24"/>
-        </w:rPr>
-      </w:pPr>
-      <w:r>
-        <w:rPr>
-          <w:rFonts w:ascii="Times New Roman" w:eastAsia="Times New Roman" w:hAnsi="Times New Roman" w:cs="Times New Roman"/>
-          <w:sz w:val="24"/>
-          <w:szCs w:val="24"/>
-        </w:rPr>
-        <w:t>Завдання №4</w:t>
+      </w:pPr>
+      <w:bookmarkStart w:id="3" w:name="_Hlk153862542"/>
+      <w:r>
+        <w:rPr>
+          <w:rFonts w:ascii="Times New Roman" w:eastAsia="Times New Roman" w:hAnsi="Times New Roman" w:cs="Times New Roman"/>
+          <w:sz w:val="24"/>
+          <w:szCs w:val="24"/>
+          <w:lang w:val="ru-RU"/>
+        </w:rPr>
+        <w:t>Час затрачений на виконання завдання: 1 год</w:t>
+      </w:r>
+      <w:bookmarkEnd w:id="3"/>
+    </w:p>
+    <w:p>
+      <w:pPr>
+        <w:rPr>
+          <w:rFonts w:ascii="Times New Roman" w:eastAsia="Times New Roman" w:hAnsi="Times New Roman" w:cs="Times New Roman"/>
+          <w:sz w:val="24"/>
+          <w:szCs w:val="24"/>
+        </w:rPr>
+      </w:pPr>
+      <w:r>
+        <w:rPr>
+          <w:rFonts w:ascii="Times New Roman" w:eastAsia="Times New Roman" w:hAnsi="Times New Roman" w:cs="Times New Roman"/>
+          <w:sz w:val="24"/>
+          <w:szCs w:val="24"/>
+        </w:rPr>
+        <w:t>Завдання №3</w:t>
       </w:r>
     </w:p>
     <w:p>
@@ -3725,12 +3227,11 @@
           <w:sz w:val="24"/>
           <w:szCs w:val="24"/>
         </w:rPr>
-        <w:lastRenderedPageBreak/>
         <w:drawing>
-          <wp:inline distT="0" distB="0" distL="0" distR="0" wp14:anchorId="3C9EDB28" wp14:editId="72959E7E">
+          <wp:inline distT="0" distB="0" distL="0" distR="0" wp14:anchorId="73352C2C" wp14:editId="6AD6D10A">
             <wp:extent cx="6294120" cy="3535680"/>
             <wp:effectExtent l="0" t="0" r="0" b="7620"/>
-            <wp:docPr id="14" name="Рисунок 14"/>
+            <wp:docPr id="13" name="Рисунок 13"/>
             <wp:cNvGraphicFramePr>
               <a:graphicFrameLocks xmlns:a="http://schemas.openxmlformats.org/drawingml/2006/main" noChangeAspect="1"/>
             </wp:cNvGraphicFramePr>
@@ -3738,7 +3239,7 @@
               <a:graphicData uri="http://schemas.openxmlformats.org/drawingml/2006/picture">
                 <pic:pic xmlns:pic="http://schemas.openxmlformats.org/drawingml/2006/picture">
                   <pic:nvPicPr>
-                    <pic:cNvPr id="0" name="Picture 8"/>
+                    <pic:cNvPr id="0" name="Picture 7"/>
                     <pic:cNvPicPr>
                       <a:picLocks noChangeAspect="1" noChangeArrowheads="1"/>
                     </pic:cNvPicPr>
@@ -3812,6 +3313,123 @@
     </w:p>
     <w:p>
       <w:pPr>
+        <w:rPr>
+          <w:rFonts w:ascii="Times New Roman" w:eastAsia="Times New Roman" w:hAnsi="Times New Roman" w:cs="Times New Roman"/>
+          <w:sz w:val="24"/>
+          <w:szCs w:val="24"/>
+        </w:rPr>
+      </w:pPr>
+      <w:r>
+        <w:rPr>
+          <w:rFonts w:ascii="Times New Roman" w:eastAsia="Times New Roman" w:hAnsi="Times New Roman" w:cs="Times New Roman"/>
+          <w:sz w:val="24"/>
+          <w:szCs w:val="24"/>
+        </w:rPr>
+        <w:t>Завдання №4</w:t>
+      </w:r>
+    </w:p>
+    <w:p>
+      <w:pPr>
+        <w:rPr>
+          <w:rFonts w:ascii="Times New Roman" w:eastAsia="Times New Roman" w:hAnsi="Times New Roman" w:cs="Times New Roman"/>
+          <w:sz w:val="24"/>
+          <w:szCs w:val="24"/>
+        </w:rPr>
+      </w:pPr>
+      <w:r>
+        <w:rPr>
+          <w:rFonts w:ascii="Times New Roman" w:eastAsia="Times New Roman" w:hAnsi="Times New Roman" w:cs="Times New Roman"/>
+          <w:noProof/>
+          <w:sz w:val="24"/>
+          <w:szCs w:val="24"/>
+        </w:rPr>
+        <w:lastRenderedPageBreak/>
+        <w:drawing>
+          <wp:inline distT="0" distB="0" distL="0" distR="0" wp14:anchorId="3C9EDB28" wp14:editId="72959E7E">
+            <wp:extent cx="6294120" cy="3535680"/>
+            <wp:effectExtent l="0" t="0" r="0" b="7620"/>
+            <wp:docPr id="14" name="Рисунок 14"/>
+            <wp:cNvGraphicFramePr>
+              <a:graphicFrameLocks xmlns:a="http://schemas.openxmlformats.org/drawingml/2006/main" noChangeAspect="1"/>
+            </wp:cNvGraphicFramePr>
+            <a:graphic xmlns:a="http://schemas.openxmlformats.org/drawingml/2006/main">
+              <a:graphicData uri="http://schemas.openxmlformats.org/drawingml/2006/picture">
+                <pic:pic xmlns:pic="http://schemas.openxmlformats.org/drawingml/2006/picture">
+                  <pic:nvPicPr>
+                    <pic:cNvPr id="0" name="Picture 8"/>
+                    <pic:cNvPicPr>
+                      <a:picLocks noChangeAspect="1" noChangeArrowheads="1"/>
+                    </pic:cNvPicPr>
+                  </pic:nvPicPr>
+                  <pic:blipFill>
+                    <a:blip r:embed="rId19" cstate="print">
+                      <a:extLst>
+                        <a:ext uri="{28A0092B-C50C-407E-A947-70E740481C1C}">
+                          <a14:useLocalDpi xmlns:a14="http://schemas.microsoft.com/office/drawing/2010/main" val="0"/>
+                        </a:ext>
+                      </a:extLst>
+                    </a:blip>
+                    <a:srcRect/>
+                    <a:stretch>
+                      <a:fillRect/>
+                    </a:stretch>
+                  </pic:blipFill>
+                  <pic:spPr bwMode="auto">
+                    <a:xfrm>
+                      <a:off x="0" y="0"/>
+                      <a:ext cx="6294120" cy="3535680"/>
+                    </a:xfrm>
+                    <a:prstGeom prst="rect">
+                      <a:avLst/>
+                    </a:prstGeom>
+                    <a:noFill/>
+                    <a:ln>
+                      <a:noFill/>
+                    </a:ln>
+                  </pic:spPr>
+                </pic:pic>
+              </a:graphicData>
+            </a:graphic>
+          </wp:inline>
+        </w:drawing>
+      </w:r>
+    </w:p>
+    <w:p>
+      <w:pPr>
+        <w:rPr>
+          <w:rFonts w:ascii="Times New Roman" w:eastAsia="Times New Roman" w:hAnsi="Times New Roman" w:cs="Times New Roman"/>
+          <w:sz w:val="24"/>
+          <w:szCs w:val="24"/>
+        </w:rPr>
+      </w:pPr>
+      <w:r>
+        <w:rPr>
+          <w:rFonts w:ascii="Times New Roman" w:eastAsia="Times New Roman" w:hAnsi="Times New Roman" w:cs="Times New Roman"/>
+          <w:sz w:val="24"/>
+          <w:szCs w:val="24"/>
+        </w:rPr>
+        <w:t>Час затрачений на виконання завдання</w:t>
+      </w:r>
+      <w:r>
+        <w:rPr>
+          <w:rFonts w:ascii="Times New Roman" w:eastAsia="Times New Roman" w:hAnsi="Times New Roman" w:cs="Times New Roman"/>
+          <w:sz w:val="24"/>
+          <w:szCs w:val="24"/>
+          <w:lang w:val="ru-RU"/>
+        </w:rPr>
+        <w:t xml:space="preserve">: 1 </w:t>
+      </w:r>
+      <w:r>
+        <w:rPr>
+          <w:rFonts w:ascii="Times New Roman" w:eastAsia="Times New Roman" w:hAnsi="Times New Roman" w:cs="Times New Roman"/>
+          <w:sz w:val="24"/>
+          <w:szCs w:val="24"/>
+        </w:rPr>
+        <w:t>год</w:t>
+      </w:r>
+    </w:p>
+    <w:p>
+      <w:pPr>
         <w:pStyle w:val="1"/>
         <w:rPr>
           <w:rFonts w:ascii="Times New Roman" w:eastAsia="Times New Roman" w:hAnsi="Times New Roman" w:cs="Times New Roman"/>
@@ -3819,8 +3437,8 @@
           <w:color w:val="000000"/>
         </w:rPr>
       </w:pPr>
-      <w:bookmarkStart w:id="5" w:name="_heading=h.i4rg1fbwjtfq" w:colFirst="0" w:colLast="0"/>
-      <w:bookmarkEnd w:id="5"/>
+      <w:bookmarkStart w:id="4" w:name="_heading=h.i4rg1fbwjtfq" w:colFirst="0" w:colLast="0"/>
+      <w:bookmarkEnd w:id="4"/>
       <w:r>
         <w:rPr>
           <w:rFonts w:ascii="Times New Roman" w:eastAsia="Times New Roman" w:hAnsi="Times New Roman" w:cs="Times New Roman"/>
@@ -3845,8 +3463,8 @@
       </w:r>
     </w:p>
     <w:sectPr>
-      <w:footerReference w:type="default" r:id="rId19"/>
-      <w:footerReference w:type="first" r:id="rId20"/>
+      <w:footerReference w:type="default" r:id="rId20"/>
+      <w:footerReference w:type="first" r:id="rId21"/>
       <w:pgSz w:w="11906" w:h="16838"/>
       <w:pgMar w:top="1134" w:right="850" w:bottom="1134" w:left="1134" w:header="708" w:footer="708" w:gutter="0"/>
       <w:pgNumType w:start="1"/>
@@ -5434,6 +5052,29 @@
       <w:contextualSpacing/>
     </w:pPr>
   </w:style>
+  <w:style w:type="character" w:styleId="a8">
+    <w:name w:val="Hyperlink"/>
+    <w:basedOn w:val="a0"/>
+    <w:uiPriority w:val="99"/>
+    <w:unhideWhenUsed/>
+    <w:rsid w:val="00110AE7"/>
+    <w:rPr>
+      <w:color w:val="0000FF" w:themeColor="hyperlink"/>
+      <w:u w:val="single"/>
+    </w:rPr>
+  </w:style>
+  <w:style w:type="character" w:styleId="a9">
+    <w:name w:val="Unresolved Mention"/>
+    <w:basedOn w:val="a0"/>
+    <w:uiPriority w:val="99"/>
+    <w:semiHidden/>
+    <w:unhideWhenUsed/>
+    <w:rsid w:val="00110AE7"/>
+    <w:rPr>
+      <w:color w:val="605E5C"/>
+      <w:shd w:val="clear" w:color="auto" w:fill="E1DFDD"/>
+    </w:rPr>
+  </w:style>
 </w:styles>
 </file>
 
